--- a/requisitos expertos.docx
+++ b/requisitos expertos.docx
@@ -1,24 +1,20 @@
 
 <file path=word/document.xml><?xml version="1.0" encoding="utf-8"?>
-<w:document xmlns:wpc="http://schemas.microsoft.com/office/word/2010/wordprocessingCanvas" xmlns:cx="http://schemas.microsoft.com/office/drawing/2014/chartex" xmlns:cx1="http://schemas.microsoft.com/office/drawing/2015/9/8/chartex" xmlns:cx2="http://schemas.microsoft.com/office/drawing/2015/10/21/chartex" xmlns:cx3="http://schemas.microsoft.com/office/drawing/2016/5/9/chartex" xmlns:cx4="http://schemas.microsoft.com/office/drawing/2016/5/10/chartex" xmlns:cx5="http://schemas.microsoft.com/office/drawing/2016/5/11/chartex" xmlns:cx6="http://schemas.microsoft.com/office/drawing/2016/5/12/chartex" xmlns:cx7="http://schemas.microsoft.com/office/drawing/2016/5/13/chartex" xmlns:cx8="http://schemas.microsoft.com/office/drawing/2016/5/14/chartex" xmlns:mc="http://schemas.openxmlformats.org/markup-compatibility/2006" xmlns:aink="http://schemas.microsoft.com/office/drawing/2016/ink" xmlns:am3d="http://schemas.microsoft.com/office/drawing/2017/model3d" xmlns:o="urn:schemas-microsoft-com:office:office" xmlns:oel="http://schemas.microsoft.com/office/2019/extlst" xmlns:r="http://schemas.openxmlformats.org/officeDocument/2006/relationships" xmlns:m="http://schemas.openxmlformats.org/officeDocument/2006/math" xmlns:v="urn:schemas-microsoft-com:vml" xmlns:wp14="http://schemas.microsoft.com/office/word/2010/wordprocessingDrawing" xmlns:wp="http://schemas.openxmlformats.org/drawingml/2006/wordprocessingDrawing" xmlns:w10="urn:schemas-microsoft-com:office:word" xmlns:w="http://schemas.openxmlformats.org/wordprocessingml/2006/main" xmlns:w14="http://schemas.microsoft.com/office/word/2010/wordml" xmlns:w15="http://schemas.microsoft.com/office/word/2012/wordml" xmlns:w16cex="http://schemas.microsoft.com/office/word/2018/wordml/cex" xmlns:w16cid="http://schemas.microsoft.com/office/word/2016/wordml/cid" xmlns:w16="http://schemas.microsoft.com/office/word/2018/wordml" xmlns:w16du="http://schemas.microsoft.com/office/word/2023/wordml/word16du" xmlns:w16sdtdh="http://schemas.microsoft.com/office/word/2020/wordml/sdtdatahash" xmlns:w16se="http://schemas.microsoft.com/office/word/2015/wordml/symex" xmlns:wpg="http://schemas.microsoft.com/office/word/2010/wordprocessingGroup" xmlns:wpi="http://schemas.microsoft.com/office/word/2010/wordprocessingInk" xmlns:wne="http://schemas.microsoft.com/office/word/2006/wordml" xmlns:wps="http://schemas.microsoft.com/office/word/2010/wordprocessingShape" mc:Ignorable="w14 w15 w16se w16cid w16 w16cex w16sdtdh w16du wp14">
+<w:document xmlns:wpc="http://schemas.microsoft.com/office/word/2010/wordprocessingCanvas" xmlns:cx="http://schemas.microsoft.com/office/drawing/2014/chartex" xmlns:cx1="http://schemas.microsoft.com/office/drawing/2015/9/8/chartex" xmlns:cx2="http://schemas.microsoft.com/office/drawing/2015/10/21/chartex" xmlns:cx3="http://schemas.microsoft.com/office/drawing/2016/5/9/chartex" xmlns:cx4="http://schemas.microsoft.com/office/drawing/2016/5/10/chartex" xmlns:cx5="http://schemas.microsoft.com/office/drawing/2016/5/11/chartex" xmlns:cx6="http://schemas.microsoft.com/office/drawing/2016/5/12/chartex" xmlns:cx7="http://schemas.microsoft.com/office/drawing/2016/5/13/chartex" xmlns:cx8="http://schemas.microsoft.com/office/drawing/2016/5/14/chartex" xmlns:mc="http://schemas.openxmlformats.org/markup-compatibility/2006" xmlns:aink="http://schemas.microsoft.com/office/drawing/2016/ink" xmlns:am3d="http://schemas.microsoft.com/office/drawing/2017/model3d" xmlns:o="urn:schemas-microsoft-com:office:office" xmlns:oel="http://schemas.microsoft.com/office/2019/extlst" xmlns:r="http://schemas.openxmlformats.org/officeDocument/2006/relationships" xmlns:m="http://schemas.openxmlformats.org/officeDocument/2006/math" xmlns:v="urn:schemas-microsoft-com:vml" xmlns:wp14="http://schemas.microsoft.com/office/word/2010/wordprocessingDrawing" xmlns:wp="http://schemas.openxmlformats.org/drawingml/2006/wordprocessingDrawing" xmlns:w10="urn:schemas-microsoft-com:office:word" xmlns:w="http://schemas.openxmlformats.org/wordprocessingml/2006/main" xmlns:w14="http://schemas.microsoft.com/office/word/2010/wordml" xmlns:w15="http://schemas.microsoft.com/office/word/2012/wordml" xmlns:w16cex="http://schemas.microsoft.com/office/word/2018/wordml/cex" xmlns:w16cid="http://schemas.microsoft.com/office/word/2016/wordml/cid" xmlns:w16="http://schemas.microsoft.com/office/word/2018/wordml" xmlns:w16du="http://schemas.microsoft.com/office/word/2023/wordml/word16du" xmlns:w16sdtdh="http://schemas.microsoft.com/office/word/2020/wordml/sdtdatahash" xmlns:w16sdtfl="http://schemas.microsoft.com/office/word/2024/wordml/sdtformatlock" xmlns:w16se="http://schemas.microsoft.com/office/word/2015/wordml/symex" xmlns:wpg="http://schemas.microsoft.com/office/word/2010/wordprocessingGroup" xmlns:wpi="http://schemas.microsoft.com/office/word/2010/wordprocessingInk" xmlns:wne="http://schemas.microsoft.com/office/word/2006/wordml" xmlns:wps="http://schemas.microsoft.com/office/word/2010/wordprocessingShape" mc:Ignorable="w14 w15 w16se w16cid w16 w16cex w16sdtdh w16sdtfl w16du wp14">
   <w:body>
     <w:p>
       <w:pPr>
         <w:pStyle w:val="NormalWeb"/>
       </w:pPr>
       <w:r>
-        <w:t>Aquí tienes el correo listo, profesional y directo:</w:t>
-      </w:r>
-    </w:p>
-    <w:p>
-      <w:r>
-        <w:rPr>
-          <w:noProof/>
-          <w14:ligatures w14:val="standardContextual"/>
-        </w:rPr>
-        <w:pict w14:anchorId="7F6664AA">
-          <v:rect id="_x0000_i1033" alt="" style="width:425.2pt;height:.05pt;mso-width-percent:0;mso-height-percent:0;mso-width-percent:0;mso-height-percent:0" o:hralign="center" o:hrstd="t" o:hr="t" fillcolor="#a0a0a0" stroked="f"/>
-        </w:pict>
+        <w:rPr>
+          <w:rStyle w:val="Fuerte"/>
+          <w:rFonts w:eastAsiaTheme="majorEastAsia"/>
+        </w:rPr>
+        <w:t>Asunto:</w:t>
+      </w:r>
+      <w:r>
+        <w:t xml:space="preserve"> Solicitud de datos y definiciones para siguientes fases del proyecto</w:t>
       </w:r>
     </w:p>
     <w:p>
@@ -26,14 +22,7 @@
         <w:pStyle w:val="NormalWeb"/>
       </w:pPr>
       <w:r>
-        <w:rPr>
-          <w:rStyle w:val="Textoennegrita"/>
-          <w:rFonts w:eastAsiaTheme="majorEastAsia"/>
-        </w:rPr>
-        <w:t>Asunto:</w:t>
-      </w:r>
-      <w:r>
-        <w:t xml:space="preserve"> Solicitud de datos y definiciones para siguientes fases del proyecto</w:t>
+        <w:t>Buenos días,</w:t>
       </w:r>
     </w:p>
     <w:p>
@@ -41,7 +30,7 @@
         <w:pStyle w:val="NormalWeb"/>
       </w:pPr>
       <w:r>
-        <w:t>Buenos días,</w:t>
+        <w:t>Para poder avanzar en las siguientes fases del proyecto, es necesario definir y recopilar una serie de elementos clave que nos permitan desarrollar y evaluar correctamente los módulos de ASR, clasificación y extracción de información.</w:t>
       </w:r>
     </w:p>
     <w:p>
@@ -49,7 +38,7 @@
         <w:pStyle w:val="NormalWeb"/>
       </w:pPr>
       <w:r>
-        <w:t>Para poder avanzar en las siguientes fases del proyecto, es necesario definir y recopilar una serie de elementos clave que nos permitan desarrollar y evaluar correctamente los módulos de ASR, clasificación y extracción de información.</w:t>
+        <w:t>En primer lugar, para el módulo de reconocimiento automático del habla (ASR), necesitamos disponer de audios reales del dominio acompañados de su transcripción manual fiel. Esta transcripción debe reflejar el contenido tal y como se expresa (sin correcciones ni resúmenes) y es imprescindible para poder evaluar el rendimiento del sistema mediante la métrica WER. Además, es importante que exista una correspondencia clara entre cada audio y su transcripción.</w:t>
       </w:r>
     </w:p>
     <w:p>
@@ -57,7 +46,31 @@
         <w:pStyle w:val="NormalWeb"/>
       </w:pPr>
       <w:r>
-        <w:t>En primer lugar, para el módulo de reconocimiento automático del habla (ASR), necesitamos disponer de audios reales del dominio acompañados de su transcripción manual fiel. Esta transcripción debe reflejar el contenido tal y como se expresa (sin correcciones ni resúmenes) y es imprescindible para poder evaluar el rendimiento del sistema mediante la métrica WER. Además, es importante que exista una correspondencia clara entre cada audio y su transcripción.</w:t>
+        <w:t xml:space="preserve">En segundo lugar, para la parte de clasificación, necesitamos confirmar si el problema se planteará como binario o multiclase. A nivel práctico, se recomienda un enfoque binario con las clases </w:t>
+      </w:r>
+      <w:proofErr w:type="spellStart"/>
+      <w:r>
+        <w:rPr>
+          <w:rStyle w:val="nfasis"/>
+          <w:rFonts w:eastAsiaTheme="majorEastAsia"/>
+        </w:rPr>
+        <w:t>registro_inicial</w:t>
+      </w:r>
+      <w:proofErr w:type="spellEnd"/>
+      <w:r>
+        <w:t xml:space="preserve"> y </w:t>
+      </w:r>
+      <w:proofErr w:type="spellStart"/>
+      <w:r>
+        <w:rPr>
+          <w:rStyle w:val="nfasis"/>
+          <w:rFonts w:eastAsiaTheme="majorEastAsia"/>
+        </w:rPr>
+        <w:t>entrada_datos</w:t>
+      </w:r>
+      <w:proofErr w:type="spellEnd"/>
+      <w:r>
+        <w:t>. En cualquier caso, cada audio deberá venir etiquetado con su clase correspondiente, asignada por expertos del dominio.</w:t>
       </w:r>
     </w:p>
     <w:p>
@@ -65,7 +78,24 @@
         <w:pStyle w:val="NormalWeb"/>
       </w:pPr>
       <w:r>
-        <w:t xml:space="preserve">En segundo lugar, para la parte de clasificación, necesitamos confirmar si el problema se planteará como binario o multiclase. A nivel práctico, se recomienda un enfoque binario con las clases </w:t>
+        <w:t xml:space="preserve">En cuanto al volumen de datos, sería necesario disponer de un mínimo de </w:t>
+      </w:r>
+      <w:r>
+        <w:rPr>
+          <w:rStyle w:val="Fuerte"/>
+          <w:rFonts w:eastAsiaTheme="majorEastAsia"/>
+        </w:rPr>
+        <w:t>100 audios por clase</w:t>
+      </w:r>
+      <w:r>
+        <w:t>. Esto permitiría realizar un ajuste (</w:t>
+      </w:r>
+      <w:r>
+        <w:rPr>
+          <w:rStyle w:val="nfasis"/>
+          <w:rFonts w:eastAsiaTheme="majorEastAsia"/>
+        </w:rPr>
+        <w:t>fine-</w:t>
       </w:r>
       <w:proofErr w:type="spellStart"/>
       <w:r>
@@ -73,23 +103,27 @@
           <w:rStyle w:val="nfasis"/>
           <w:rFonts w:eastAsiaTheme="majorEastAsia"/>
         </w:rPr>
-        <w:t>registro_inicial</w:t>
+        <w:t>tuning</w:t>
       </w:r>
       <w:proofErr w:type="spellEnd"/>
       <w:r>
-        <w:t xml:space="preserve"> y </w:t>
+        <w:t>) ligero del modelo y una evaluación inicial con cierta solidez. En el caso de trabajar con dos clases, esto implicaría aproximadamente 200 audios en total, idealmente balanceados entre clases.</w:t>
+      </w:r>
+    </w:p>
+    <w:p>
+      <w:pPr>
+        <w:pStyle w:val="NormalWeb"/>
+      </w:pPr>
+      <w:r>
+        <w:t xml:space="preserve">Por otro lado, para el desarrollo del módulo de extracción de entidades (NER), necesitamos que se definan las entidades que se consideran relevantes (por ejemplo: agricultor, cultivo, plaga, producto, evento, fecha, cantidad, ubicación, etc.). Además, sería necesario contar con ejemplos de textos reales donde se hayan identificado dichas entidades, así como criterios básicos de anotación (cómo marcar fechas, cantidades, nombres propios o ubicaciones). Esta información es clave para poder construir un </w:t>
       </w:r>
       <w:proofErr w:type="spellStart"/>
       <w:r>
-        <w:rPr>
-          <w:rStyle w:val="nfasis"/>
-          <w:rFonts w:eastAsiaTheme="majorEastAsia"/>
-        </w:rPr>
-        <w:t>entrada_datos</w:t>
+        <w:t>dataset</w:t>
       </w:r>
       <w:proofErr w:type="spellEnd"/>
       <w:r>
-        <w:t>. En cualquier caso, cada audio deberá venir etiquetado con su clase correspondiente, asignada por expertos del dominio.</w:t>
+        <w:t xml:space="preserve"> consistente y entrenar el modelo correctamente.</w:t>
       </w:r>
     </w:p>
     <w:p>
@@ -97,36 +131,7 @@
         <w:pStyle w:val="NormalWeb"/>
       </w:pPr>
       <w:r>
-        <w:t xml:space="preserve">En cuanto al volumen de datos, sería necesario disponer de un mínimo de </w:t>
-      </w:r>
-      <w:r>
-        <w:rPr>
-          <w:rStyle w:val="Textoennegrita"/>
-          <w:rFonts w:eastAsiaTheme="majorEastAsia"/>
-        </w:rPr>
-        <w:t>100 audios por clase</w:t>
-      </w:r>
-      <w:r>
-        <w:t>. Esto permitiría realizar un ajuste (</w:t>
-      </w:r>
-      <w:r>
-        <w:rPr>
-          <w:rStyle w:val="nfasis"/>
-          <w:rFonts w:eastAsiaTheme="majorEastAsia"/>
-        </w:rPr>
-        <w:t>fine-</w:t>
-      </w:r>
-      <w:proofErr w:type="spellStart"/>
-      <w:r>
-        <w:rPr>
-          <w:rStyle w:val="nfasis"/>
-          <w:rFonts w:eastAsiaTheme="majorEastAsia"/>
-        </w:rPr>
-        <w:t>tuning</w:t>
-      </w:r>
-      <w:proofErr w:type="spellEnd"/>
-      <w:r>
-        <w:t>) ligero del modelo y una evaluación inicial con cierta solidez. En el caso de trabajar con dos clases, esto implicaría aproximadamente 200 audios en total, idealmente balanceados entre clases.</w:t>
+        <w:t>Adicionalmente, para la fase de normalización, sería de gran ayuda disponer de diccionarios de sinónimos y variantes regionales (por ejemplo, distintas formas de referirse a un mismo cultivo, plaga o producto), junto con la forma estándar a la que deberían unificarse. Esto permitirá homogenizar la información extraída y facilitar su uso posterior.</w:t>
       </w:r>
     </w:p>
     <w:p>
@@ -134,15 +139,7 @@
         <w:pStyle w:val="NormalWeb"/>
       </w:pPr>
       <w:r>
-        <w:t xml:space="preserve">Por otro lado, para el desarrollo del módulo de extracción de entidades (NER), necesitamos que se definan las entidades que se consideran relevantes (por ejemplo: agricultor, cultivo, plaga, producto, evento, fecha, cantidad, ubicación, etc.). Además, sería necesario contar con ejemplos de textos reales donde se hayan identificado dichas entidades, así como criterios básicos de anotación (cómo marcar fechas, cantidades, nombres propios o ubicaciones). Esta información es clave para poder construir un </w:t>
-      </w:r>
-      <w:proofErr w:type="spellStart"/>
-      <w:r>
-        <w:t>dataset</w:t>
-      </w:r>
-      <w:proofErr w:type="spellEnd"/>
-      <w:r>
-        <w:t xml:space="preserve"> consistente y entrenar el modelo correctamente.</w:t>
+        <w:t>Por último, sería importante definir qué información se desea obtener finalmente del sistema, es decir, la estructura objetivo de los datos (qué campos deben generarse) y qué elementos se consideran críticos frente a secundarios. Esto nos permitirá alinear el desarrollo del pipeline con las necesidades reales del sistema.</w:t>
       </w:r>
     </w:p>
     <w:p>
@@ -150,7 +147,7 @@
         <w:pStyle w:val="NormalWeb"/>
       </w:pPr>
       <w:r>
-        <w:t>Adicionalmente, para la fase de normalización, sería de gran ayuda disponer de diccionarios de sinónimos y variantes regionales (por ejemplo, distintas formas de referirse a un mismo cultivo, plaga o producto), junto con la forma estándar a la que deberían unificarse. Esto permitirá homogenizar la información extraída y facilitar su uso posterior.</w:t>
+        <w:t>He preparado un documento adjunto donde se detalla todo esto de forma estructurada, incluyendo ejemplos de formato para facilitar su preparación.</w:t>
       </w:r>
     </w:p>
     <w:p>
@@ -158,7 +155,7 @@
         <w:pStyle w:val="NormalWeb"/>
       </w:pPr>
       <w:r>
-        <w:t>Por último, sería importante definir qué información se desea obtener finalmente del sistema, es decir, la estructura objetivo de los datos (qué campos deben generarse) y qué elementos se consideran críticos frente a secundarios. Esto nos permitirá alinear el desarrollo del pipeline con las necesidades reales del sistema.</w:t>
+        <w:t>Quedo pendiente de vuestros comentarios y, si lo consideráis oportuno, podemos revisar estos puntos conjuntamente en una breve reunión.</w:t>
       </w:r>
     </w:p>
     <w:p>
@@ -167,22 +164,6 @@
       </w:pPr>
       <w:r>
         <w:lastRenderedPageBreak/>
-        <w:t>He preparado un documento adjunto donde se detalla todo esto de forma estructurada, incluyendo ejemplos de formato para facilitar su preparación.</w:t>
-      </w:r>
-    </w:p>
-    <w:p>
-      <w:pPr>
-        <w:pStyle w:val="NormalWeb"/>
-      </w:pPr>
-      <w:r>
-        <w:t>Quedo pendiente de vuestros comentarios y, si lo consideráis oportuno, podemos revisar estos puntos conjuntamente en una breve reunión.</w:t>
-      </w:r>
-    </w:p>
-    <w:p>
-      <w:pPr>
-        <w:pStyle w:val="NormalWeb"/>
-      </w:pPr>
-      <w:r>
         <w:t>Muchas gracias por vuestra ayuda.</w:t>
       </w:r>
     </w:p>
@@ -199,1601 +180,6 @@
       </w:r>
     </w:p>
     <w:p/>
-    <w:p>
-      <w:r>
-        <w:t xml:space="preserve">Perfecto. Aquí tienes el </w:t>
-      </w:r>
-      <w:r>
-        <w:rPr>
-          <w:b/>
-          <w:bCs/>
-        </w:rPr>
-        <w:t>contenido del documento adjunto</w:t>
-      </w:r>
-      <w:r>
-        <w:t>, redactado en estilo profesional, claro y directamente utilizable para PDF.</w:t>
-      </w:r>
-    </w:p>
-    <w:p>
-      <w:r>
-        <w:rPr>
-          <w:noProof/>
-          <w14:ligatures w14:val="standardContextual"/>
-        </w:rPr>
-        <w:pict w14:anchorId="14971487">
-          <v:rect id="_x0000_i1032" alt="" style="width:425.2pt;height:.05pt;mso-width-percent:0;mso-height-percent:0;mso-width-percent:0;mso-height-percent:0" o:hralign="center" o:hrstd="t" o:hr="t" fillcolor="#a0a0a0" stroked="f"/>
-        </w:pict>
-      </w:r>
-    </w:p>
-    <w:p>
-      <w:pPr>
-        <w:rPr>
-          <w:b/>
-          <w:bCs/>
-        </w:rPr>
-      </w:pPr>
-      <w:r>
-        <w:rPr>
-          <w:b/>
-          <w:bCs/>
-        </w:rPr>
-        <w:t>Requisitos de datos y definiciones para el desarrollo del sistema</w:t>
-      </w:r>
-    </w:p>
-    <w:p>
-      <w:pPr>
-        <w:rPr>
-          <w:b/>
-          <w:bCs/>
-        </w:rPr>
-      </w:pPr>
-      <w:r>
-        <w:rPr>
-          <w:b/>
-          <w:bCs/>
-        </w:rPr>
-        <w:t>1. Introducción</w:t>
-      </w:r>
-    </w:p>
-    <w:p>
-      <w:r>
-        <w:t>Para avanzar en las siguientes fases del proyecto, es necesario disponer de un conjunto de datos y definiciones que permitan desarrollar, entrenar y evaluar los distintos módulos del sistema.</w:t>
-      </w:r>
-    </w:p>
-    <w:p>
-      <w:r>
-        <w:t>El sistema propuesto sigue el siguiente flujo:</w:t>
-      </w:r>
-    </w:p>
-    <w:p>
-      <w:r>
-        <w:rPr>
-          <w:b/>
-          <w:bCs/>
-        </w:rPr>
-        <w:t>Audio → ASR → Texto → Clasificación → NER → Normalización → Datos estructurados</w:t>
-      </w:r>
-    </w:p>
-    <w:p>
-      <w:r>
-        <w:t>Este documento describe de forma detallada la información necesaria en cada una de estas etapas.</w:t>
-      </w:r>
-    </w:p>
-    <w:p>
-      <w:r>
-        <w:rPr>
-          <w:noProof/>
-          <w14:ligatures w14:val="standardContextual"/>
-        </w:rPr>
-        <w:pict w14:anchorId="02FB3F1D">
-          <v:rect id="_x0000_i1031" alt="" style="width:425.2pt;height:.05pt;mso-width-percent:0;mso-height-percent:0;mso-width-percent:0;mso-height-percent:0" o:hralign="center" o:hrstd="t" o:hr="t" fillcolor="#a0a0a0" stroked="f"/>
-        </w:pict>
-      </w:r>
-    </w:p>
-    <w:p>
-      <w:pPr>
-        <w:rPr>
-          <w:b/>
-          <w:bCs/>
-        </w:rPr>
-      </w:pPr>
-      <w:r>
-        <w:rPr>
-          <w:b/>
-          <w:bCs/>
-        </w:rPr>
-        <w:t>2. Requisitos para el módulo ASR</w:t>
-      </w:r>
-    </w:p>
-    <w:p>
-      <w:r>
-        <w:t>El módulo de reconocimiento automático del habla (ASR) tiene como objetivo convertir los audios en texto y evaluar la calidad de dicha transcripción.</w:t>
-      </w:r>
-    </w:p>
-    <w:p>
-      <w:r>
-        <w:t>Para ello, se requiere:</w:t>
-      </w:r>
-    </w:p>
-    <w:p>
-      <w:pPr>
-        <w:numPr>
-          <w:ilvl w:val="0"/>
-          <w:numId w:val="15"/>
-        </w:numPr>
-      </w:pPr>
-      <w:r>
-        <w:t>Audios reales del dominio.</w:t>
-      </w:r>
-    </w:p>
-    <w:p>
-      <w:pPr>
-        <w:numPr>
-          <w:ilvl w:val="0"/>
-          <w:numId w:val="15"/>
-        </w:numPr>
-      </w:pPr>
-      <w:r>
-        <w:t xml:space="preserve">Cada audio debe estar acompañado de una </w:t>
-      </w:r>
-      <w:r>
-        <w:rPr>
-          <w:b/>
-          <w:bCs/>
-        </w:rPr>
-        <w:t>transcripción manual fiel</w:t>
-      </w:r>
-      <w:r>
-        <w:t xml:space="preserve">, imprescindible para calcular la métrica </w:t>
-      </w:r>
-      <w:r>
-        <w:rPr>
-          <w:i/>
-          <w:iCs/>
-        </w:rPr>
-        <w:t xml:space="preserve">Word Error </w:t>
-      </w:r>
-      <w:proofErr w:type="spellStart"/>
-      <w:r>
-        <w:rPr>
-          <w:i/>
-          <w:iCs/>
-        </w:rPr>
-        <w:t>Rate</w:t>
-      </w:r>
-      <w:proofErr w:type="spellEnd"/>
-      <w:r>
-        <w:rPr>
-          <w:i/>
-          <w:iCs/>
-        </w:rPr>
-        <w:t xml:space="preserve"> (WER)</w:t>
-      </w:r>
-      <w:r>
-        <w:t>.</w:t>
-      </w:r>
-    </w:p>
-    <w:p>
-      <w:pPr>
-        <w:rPr>
-          <w:b/>
-          <w:bCs/>
-        </w:rPr>
-      </w:pPr>
-      <w:r>
-        <w:rPr>
-          <w:b/>
-          <w:bCs/>
-        </w:rPr>
-        <w:t>Requisitos de la transcripción:</w:t>
-      </w:r>
-    </w:p>
-    <w:p>
-      <w:pPr>
-        <w:numPr>
-          <w:ilvl w:val="0"/>
-          <w:numId w:val="16"/>
-        </w:numPr>
-      </w:pPr>
-      <w:r>
-        <w:t xml:space="preserve">Debe ser </w:t>
-      </w:r>
-      <w:r>
-        <w:rPr>
-          <w:b/>
-          <w:bCs/>
-        </w:rPr>
-        <w:t>literal</w:t>
-      </w:r>
-      <w:r>
-        <w:t>, sin corregir ni resumir el contenido.</w:t>
-      </w:r>
-    </w:p>
-    <w:p>
-      <w:pPr>
-        <w:numPr>
-          <w:ilvl w:val="0"/>
-          <w:numId w:val="16"/>
-        </w:numPr>
-      </w:pPr>
-      <w:r>
-        <w:t>Debe reflejar el lenguaje real utilizado por el hablante.</w:t>
-      </w:r>
-    </w:p>
-    <w:p>
-      <w:pPr>
-        <w:numPr>
-          <w:ilvl w:val="0"/>
-          <w:numId w:val="16"/>
-        </w:numPr>
-      </w:pPr>
-      <w:r>
-        <w:t>Debe entregarse en un formato simple (TXT, CSV o Excel).</w:t>
-      </w:r>
-    </w:p>
-    <w:p>
-      <w:pPr>
-        <w:numPr>
-          <w:ilvl w:val="0"/>
-          <w:numId w:val="16"/>
-        </w:numPr>
-      </w:pPr>
-      <w:r>
-        <w:t>Debe existir una correspondencia clara entre audio y transcripción (relación 1:1).</w:t>
-      </w:r>
-    </w:p>
-    <w:p>
-      <w:pPr>
-        <w:rPr>
-          <w:b/>
-          <w:bCs/>
-        </w:rPr>
-      </w:pPr>
-      <w:r>
-        <w:rPr>
-          <w:b/>
-          <w:bCs/>
-        </w:rPr>
-        <w:t>Requisitos del conjunto:</w:t>
-      </w:r>
-    </w:p>
-    <w:p>
-      <w:pPr>
-        <w:numPr>
-          <w:ilvl w:val="0"/>
-          <w:numId w:val="17"/>
-        </w:numPr>
-      </w:pPr>
-      <w:r>
-        <w:t>Debe ser representativo del contexto real de uso.</w:t>
-      </w:r>
-    </w:p>
-    <w:p>
-      <w:pPr>
-        <w:numPr>
-          <w:ilvl w:val="0"/>
-          <w:numId w:val="17"/>
-        </w:numPr>
-      </w:pPr>
-      <w:r>
-        <w:t>Debe incluir variedad de hablantes, acentos y condiciones de grabación.</w:t>
-      </w:r>
-    </w:p>
-    <w:p>
-      <w:r>
-        <w:rPr>
-          <w:noProof/>
-          <w14:ligatures w14:val="standardContextual"/>
-        </w:rPr>
-        <w:pict w14:anchorId="7BB0EB43">
-          <v:rect id="_x0000_i1030" alt="" style="width:425.2pt;height:.05pt;mso-width-percent:0;mso-height-percent:0;mso-width-percent:0;mso-height-percent:0" o:hralign="center" o:hrstd="t" o:hr="t" fillcolor="#a0a0a0" stroked="f"/>
-        </w:pict>
-      </w:r>
-    </w:p>
-    <w:p>
-      <w:pPr>
-        <w:rPr>
-          <w:b/>
-          <w:bCs/>
-        </w:rPr>
-      </w:pPr>
-      <w:r>
-        <w:rPr>
-          <w:b/>
-          <w:bCs/>
-        </w:rPr>
-        <w:t>3. Requisitos para el módulo de clasificación</w:t>
-      </w:r>
-    </w:p>
-    <w:p>
-      <w:r>
-        <w:t>El módulo de clasificación tiene como objetivo categorizar cada mensaje en función de su contenido.</w:t>
-      </w:r>
-    </w:p>
-    <w:p>
-      <w:pPr>
-        <w:rPr>
-          <w:b/>
-          <w:bCs/>
-        </w:rPr>
-      </w:pPr>
-      <w:r>
-        <w:rPr>
-          <w:b/>
-          <w:bCs/>
-        </w:rPr>
-        <w:t>Definición del problema</w:t>
-      </w:r>
-    </w:p>
-    <w:p>
-      <w:r>
-        <w:t>Se solicita confirmar si el problema será:</w:t>
-      </w:r>
-    </w:p>
-    <w:p>
-      <w:pPr>
-        <w:numPr>
-          <w:ilvl w:val="0"/>
-          <w:numId w:val="18"/>
-        </w:numPr>
-      </w:pPr>
-      <w:r>
-        <w:t>Binario (recomendado):</w:t>
-      </w:r>
-    </w:p>
-    <w:p>
-      <w:pPr>
-        <w:numPr>
-          <w:ilvl w:val="1"/>
-          <w:numId w:val="18"/>
-        </w:numPr>
-      </w:pPr>
-      <w:proofErr w:type="spellStart"/>
-      <w:r>
-        <w:t>registro_inicial</w:t>
-      </w:r>
-      <w:proofErr w:type="spellEnd"/>
-    </w:p>
-    <w:p>
-      <w:pPr>
-        <w:numPr>
-          <w:ilvl w:val="1"/>
-          <w:numId w:val="18"/>
-        </w:numPr>
-      </w:pPr>
-      <w:proofErr w:type="spellStart"/>
-      <w:r>
-        <w:t>entrada_datos</w:t>
-      </w:r>
-      <w:proofErr w:type="spellEnd"/>
-    </w:p>
-    <w:p>
-      <w:pPr>
-        <w:numPr>
-          <w:ilvl w:val="0"/>
-          <w:numId w:val="18"/>
-        </w:numPr>
-      </w:pPr>
-      <w:r>
-        <w:lastRenderedPageBreak/>
-        <w:t>Multiclase (en caso de ser necesario, definir clases adicionales)</w:t>
-      </w:r>
-    </w:p>
-    <w:p>
-      <w:pPr>
-        <w:rPr>
-          <w:b/>
-          <w:bCs/>
-        </w:rPr>
-      </w:pPr>
-      <w:r>
-        <w:rPr>
-          <w:b/>
-          <w:bCs/>
-        </w:rPr>
-        <w:t xml:space="preserve">Requisitos del </w:t>
-      </w:r>
-      <w:proofErr w:type="spellStart"/>
-      <w:r>
-        <w:rPr>
-          <w:b/>
-          <w:bCs/>
-        </w:rPr>
-        <w:t>dataset</w:t>
-      </w:r>
-      <w:proofErr w:type="spellEnd"/>
-    </w:p>
-    <w:p>
-      <w:pPr>
-        <w:numPr>
-          <w:ilvl w:val="0"/>
-          <w:numId w:val="19"/>
-        </w:numPr>
-      </w:pPr>
-      <w:r>
-        <w:t xml:space="preserve">Mínimo </w:t>
-      </w:r>
-      <w:r>
-        <w:rPr>
-          <w:b/>
-          <w:bCs/>
-        </w:rPr>
-        <w:t>100 audios por clase</w:t>
-      </w:r>
-      <w:r>
-        <w:t>.</w:t>
-      </w:r>
-    </w:p>
-    <w:p>
-      <w:pPr>
-        <w:numPr>
-          <w:ilvl w:val="0"/>
-          <w:numId w:val="19"/>
-        </w:numPr>
-      </w:pPr>
-      <w:r>
-        <w:t xml:space="preserve">En caso de clasificación binaria, aproximadamente </w:t>
-      </w:r>
-      <w:r>
-        <w:rPr>
-          <w:b/>
-          <w:bCs/>
-        </w:rPr>
-        <w:t>200 audios en total</w:t>
-      </w:r>
-      <w:r>
-        <w:t>.</w:t>
-      </w:r>
-    </w:p>
-    <w:p>
-      <w:pPr>
-        <w:numPr>
-          <w:ilvl w:val="0"/>
-          <w:numId w:val="19"/>
-        </w:numPr>
-      </w:pPr>
-      <w:r>
-        <w:t xml:space="preserve">Se recomienda que el </w:t>
-      </w:r>
-      <w:proofErr w:type="spellStart"/>
-      <w:r>
-        <w:t>dataset</w:t>
-      </w:r>
-      <w:proofErr w:type="spellEnd"/>
-      <w:r>
-        <w:t xml:space="preserve"> esté balanceado entre clases.</w:t>
-      </w:r>
-    </w:p>
-    <w:p>
-      <w:r>
-        <w:t xml:space="preserve">Este volumen permite realizar un </w:t>
-      </w:r>
-      <w:r>
-        <w:rPr>
-          <w:i/>
-          <w:iCs/>
-        </w:rPr>
-        <w:t>fine-</w:t>
-      </w:r>
-      <w:proofErr w:type="spellStart"/>
-      <w:r>
-        <w:rPr>
-          <w:i/>
-          <w:iCs/>
-        </w:rPr>
-        <w:t>tuning</w:t>
-      </w:r>
-      <w:proofErr w:type="spellEnd"/>
-      <w:r>
-        <w:t xml:space="preserve"> ligero y una evaluación inicial robusta, que posteriormente podrá complementarse mediante técnicas de </w:t>
-      </w:r>
-      <w:r>
-        <w:rPr>
-          <w:i/>
-          <w:iCs/>
-        </w:rPr>
-        <w:t xml:space="preserve">data </w:t>
-      </w:r>
-      <w:proofErr w:type="spellStart"/>
-      <w:r>
-        <w:rPr>
-          <w:i/>
-          <w:iCs/>
-        </w:rPr>
-        <w:t>augmentation</w:t>
-      </w:r>
-      <w:proofErr w:type="spellEnd"/>
-      <w:r>
-        <w:t>.</w:t>
-      </w:r>
-    </w:p>
-    <w:p>
-      <w:pPr>
-        <w:rPr>
-          <w:b/>
-          <w:bCs/>
-        </w:rPr>
-      </w:pPr>
-      <w:r>
-        <w:rPr>
-          <w:b/>
-          <w:bCs/>
-        </w:rPr>
-        <w:t>Etiquetado requerido</w:t>
-      </w:r>
-    </w:p>
-    <w:p>
-      <w:pPr>
-        <w:numPr>
-          <w:ilvl w:val="0"/>
-          <w:numId w:val="20"/>
-        </w:numPr>
-      </w:pPr>
-      <w:r>
-        <w:t xml:space="preserve">Cada audio debe incluir su </w:t>
-      </w:r>
-      <w:r>
-        <w:rPr>
-          <w:b/>
-          <w:bCs/>
-        </w:rPr>
-        <w:t>clase asignada por expertos</w:t>
-      </w:r>
-      <w:r>
-        <w:t>.</w:t>
-      </w:r>
-    </w:p>
-    <w:p>
-      <w:pPr>
-        <w:numPr>
-          <w:ilvl w:val="0"/>
-          <w:numId w:val="20"/>
-        </w:numPr>
-      </w:pPr>
-      <w:r>
-        <w:t>No se contemplan casos ambiguos: cada audio debe pertenecer a una única clase.</w:t>
-      </w:r>
-    </w:p>
-    <w:p>
-      <w:pPr>
-        <w:rPr>
-          <w:b/>
-          <w:bCs/>
-        </w:rPr>
-      </w:pPr>
-      <w:r>
-        <w:rPr>
-          <w:b/>
-          <w:bCs/>
-        </w:rPr>
-        <w:t>Formato recomendado</w:t>
-      </w:r>
-    </w:p>
-    <w:p>
-      <w:proofErr w:type="spellStart"/>
-      <w:r>
-        <w:t>audio_</w:t>
-      </w:r>
-      <w:proofErr w:type="gramStart"/>
-      <w:r>
-        <w:t>id,transcripcion</w:t>
-      </w:r>
-      <w:proofErr w:type="gramEnd"/>
-      <w:r>
-        <w:t>,clase</w:t>
-      </w:r>
-      <w:proofErr w:type="spellEnd"/>
-    </w:p>
-    <w:p>
-      <w:r>
-        <w:t>AUDIO_001,"Me llamo Juan y tengo una finca de café</w:t>
-      </w:r>
-      <w:proofErr w:type="gramStart"/>
-      <w:r>
-        <w:t>",</w:t>
-      </w:r>
-      <w:proofErr w:type="spellStart"/>
-      <w:r>
-        <w:t>registro</w:t>
-      </w:r>
-      <w:proofErr w:type="gramEnd"/>
-      <w:r>
-        <w:t>_inicial</w:t>
-      </w:r>
-      <w:proofErr w:type="spellEnd"/>
-    </w:p>
-    <w:p>
-      <w:r>
-        <w:t>AUDIO_002,"Ayer fumigué porque vi roya en el cultivo</w:t>
-      </w:r>
-      <w:proofErr w:type="gramStart"/>
-      <w:r>
-        <w:t>",</w:t>
-      </w:r>
-      <w:proofErr w:type="spellStart"/>
-      <w:r>
-        <w:t>entrada</w:t>
-      </w:r>
-      <w:proofErr w:type="gramEnd"/>
-      <w:r>
-        <w:t>_datos</w:t>
-      </w:r>
-      <w:proofErr w:type="spellEnd"/>
-    </w:p>
-    <w:p>
-      <w:r>
-        <w:rPr>
-          <w:noProof/>
-          <w14:ligatures w14:val="standardContextual"/>
-        </w:rPr>
-        <w:pict w14:anchorId="4D3E5E3B">
-          <v:rect id="_x0000_i1029" alt="" style="width:425.2pt;height:.05pt;mso-width-percent:0;mso-height-percent:0;mso-width-percent:0;mso-height-percent:0" o:hralign="center" o:hrstd="t" o:hr="t" fillcolor="#a0a0a0" stroked="f"/>
-        </w:pict>
-      </w:r>
-    </w:p>
-    <w:p>
-      <w:pPr>
-        <w:rPr>
-          <w:b/>
-          <w:bCs/>
-        </w:rPr>
-      </w:pPr>
-      <w:r>
-        <w:rPr>
-          <w:b/>
-          <w:bCs/>
-        </w:rPr>
-        <w:t>4. Requisitos para el módulo de extracción de entidades (NER)</w:t>
-      </w:r>
-    </w:p>
-    <w:p>
-      <w:r>
-        <w:t>El módulo NER tiene como objetivo identificar información relevante dentro del texto.</w:t>
-      </w:r>
-    </w:p>
-    <w:p>
-      <w:pPr>
-        <w:rPr>
-          <w:b/>
-          <w:bCs/>
-        </w:rPr>
-      </w:pPr>
-      <w:r>
-        <w:rPr>
-          <w:b/>
-          <w:bCs/>
-        </w:rPr>
-        <w:t>Definición de entidades</w:t>
-      </w:r>
-    </w:p>
-    <w:p>
-      <w:r>
-        <w:t>Se requiere una lista definitiva de entidades a extraer, por ejemplo:</w:t>
-      </w:r>
-    </w:p>
-    <w:p>
-      <w:pPr>
-        <w:numPr>
-          <w:ilvl w:val="0"/>
-          <w:numId w:val="21"/>
-        </w:numPr>
-      </w:pPr>
-      <w:r>
-        <w:t>agricultor</w:t>
-      </w:r>
-    </w:p>
-    <w:p>
-      <w:pPr>
-        <w:numPr>
-          <w:ilvl w:val="0"/>
-          <w:numId w:val="21"/>
-        </w:numPr>
-      </w:pPr>
-      <w:r>
-        <w:t>cultivo</w:t>
-      </w:r>
-    </w:p>
-    <w:p>
-      <w:pPr>
-        <w:numPr>
-          <w:ilvl w:val="0"/>
-          <w:numId w:val="21"/>
-        </w:numPr>
-      </w:pPr>
-      <w:r>
-        <w:t>plaga</w:t>
-      </w:r>
-    </w:p>
-    <w:p>
-      <w:pPr>
-        <w:numPr>
-          <w:ilvl w:val="0"/>
-          <w:numId w:val="21"/>
-        </w:numPr>
-      </w:pPr>
-      <w:r>
-        <w:t>producto</w:t>
-      </w:r>
-    </w:p>
-    <w:p>
-      <w:pPr>
-        <w:numPr>
-          <w:ilvl w:val="0"/>
-          <w:numId w:val="21"/>
-        </w:numPr>
-      </w:pPr>
-      <w:r>
-        <w:t>evento</w:t>
-      </w:r>
-    </w:p>
-    <w:p>
-      <w:pPr>
-        <w:numPr>
-          <w:ilvl w:val="0"/>
-          <w:numId w:val="21"/>
-        </w:numPr>
-      </w:pPr>
-      <w:r>
-        <w:t>fecha</w:t>
-      </w:r>
-    </w:p>
-    <w:p>
-      <w:pPr>
-        <w:numPr>
-          <w:ilvl w:val="0"/>
-          <w:numId w:val="21"/>
-        </w:numPr>
-      </w:pPr>
-      <w:r>
-        <w:t>cantidad</w:t>
-      </w:r>
-    </w:p>
-    <w:p>
-      <w:pPr>
-        <w:numPr>
-          <w:ilvl w:val="0"/>
-          <w:numId w:val="21"/>
-        </w:numPr>
-      </w:pPr>
-      <w:r>
-        <w:t>ubicación</w:t>
-      </w:r>
-    </w:p>
-    <w:p>
-      <w:pPr>
-        <w:rPr>
-          <w:b/>
-          <w:bCs/>
-        </w:rPr>
-      </w:pPr>
-      <w:r>
-        <w:rPr>
-          <w:b/>
-          <w:bCs/>
-        </w:rPr>
-        <w:t>Información requerida</w:t>
-      </w:r>
-    </w:p>
-    <w:p>
-      <w:pPr>
-        <w:numPr>
-          <w:ilvl w:val="0"/>
-          <w:numId w:val="22"/>
-        </w:numPr>
-      </w:pPr>
-      <w:r>
-        <w:t>Ejemplos de textos reales con entidades identificadas.</w:t>
-      </w:r>
-    </w:p>
-    <w:p>
-      <w:pPr>
-        <w:numPr>
-          <w:ilvl w:val="0"/>
-          <w:numId w:val="22"/>
-        </w:numPr>
-      </w:pPr>
-      <w:r>
-        <w:t>Criterios de anotación:</w:t>
-      </w:r>
-    </w:p>
-    <w:p>
-      <w:pPr>
-        <w:numPr>
-          <w:ilvl w:val="1"/>
-          <w:numId w:val="22"/>
-        </w:numPr>
-      </w:pPr>
-      <w:r>
-        <w:t>cómo marcar fechas</w:t>
-      </w:r>
-    </w:p>
-    <w:p>
-      <w:pPr>
-        <w:numPr>
-          <w:ilvl w:val="1"/>
-          <w:numId w:val="22"/>
-        </w:numPr>
-      </w:pPr>
-      <w:r>
-        <w:t>cómo marcar cantidades</w:t>
-      </w:r>
-    </w:p>
-    <w:p>
-      <w:pPr>
-        <w:numPr>
-          <w:ilvl w:val="1"/>
-          <w:numId w:val="22"/>
-        </w:numPr>
-      </w:pPr>
-      <w:r>
-        <w:t>cómo marcar nombres propios</w:t>
-      </w:r>
-    </w:p>
-    <w:p>
-      <w:pPr>
-        <w:numPr>
-          <w:ilvl w:val="1"/>
-          <w:numId w:val="22"/>
-        </w:numPr>
-      </w:pPr>
-      <w:r>
-        <w:t>cómo marcar ubicaciones</w:t>
-      </w:r>
-    </w:p>
-    <w:p>
-      <w:pPr>
-        <w:rPr>
-          <w:b/>
-          <w:bCs/>
-        </w:rPr>
-      </w:pPr>
-      <w:r>
-        <w:rPr>
-          <w:b/>
-          <w:bCs/>
-        </w:rPr>
-        <w:t>Identificación de términos clave</w:t>
-      </w:r>
-    </w:p>
-    <w:p>
-      <w:r>
-        <w:t>Se solicita identificar términos relevantes del dominio, especialmente:</w:t>
-      </w:r>
-    </w:p>
-    <w:p>
-      <w:pPr>
-        <w:numPr>
-          <w:ilvl w:val="0"/>
-          <w:numId w:val="23"/>
-        </w:numPr>
-      </w:pPr>
-      <w:r>
-        <w:t>plagas</w:t>
-      </w:r>
-    </w:p>
-    <w:p>
-      <w:pPr>
-        <w:numPr>
-          <w:ilvl w:val="0"/>
-          <w:numId w:val="23"/>
-        </w:numPr>
-      </w:pPr>
-      <w:r>
-        <w:t>cultivos</w:t>
-      </w:r>
-    </w:p>
-    <w:p>
-      <w:pPr>
-        <w:numPr>
-          <w:ilvl w:val="0"/>
-          <w:numId w:val="23"/>
-        </w:numPr>
-      </w:pPr>
-      <w:r>
-        <w:t>productos</w:t>
-      </w:r>
-    </w:p>
-    <w:p>
-      <w:pPr>
-        <w:rPr>
-          <w:b/>
-          <w:bCs/>
-        </w:rPr>
-      </w:pPr>
-      <w:r>
-        <w:rPr>
-          <w:b/>
-          <w:bCs/>
-        </w:rPr>
-        <w:t>Formato recomendado para anotación</w:t>
-      </w:r>
-    </w:p>
-    <w:p>
-      <w:proofErr w:type="spellStart"/>
-      <w:proofErr w:type="gramStart"/>
-      <w:r>
-        <w:t>texto,entidad</w:t>
-      </w:r>
-      <w:proofErr w:type="gramEnd"/>
-      <w:r>
-        <w:t>,valor</w:t>
-      </w:r>
-      <w:proofErr w:type="spellEnd"/>
-    </w:p>
-    <w:p>
-      <w:r>
-        <w:t>"Ayer fumigué el café en el lote 3 porque vi roya</w:t>
-      </w:r>
-      <w:proofErr w:type="gramStart"/>
-      <w:r>
-        <w:t>",</w:t>
-      </w:r>
-      <w:proofErr w:type="spellStart"/>
-      <w:r>
-        <w:t>FECHA</w:t>
-      </w:r>
-      <w:proofErr w:type="gramEnd"/>
-      <w:r>
-        <w:t>,Ayer</w:t>
-      </w:r>
-      <w:proofErr w:type="spellEnd"/>
-    </w:p>
-    <w:p>
-      <w:r>
-        <w:t>"Ayer fumigué el café en el lote 3 porque vi roya</w:t>
-      </w:r>
-      <w:proofErr w:type="gramStart"/>
-      <w:r>
-        <w:t>",</w:t>
-      </w:r>
-      <w:proofErr w:type="spellStart"/>
-      <w:r>
-        <w:t>EVENTO</w:t>
-      </w:r>
-      <w:proofErr w:type="gramEnd"/>
-      <w:r>
-        <w:t>,fumigué</w:t>
-      </w:r>
-      <w:proofErr w:type="spellEnd"/>
-    </w:p>
-    <w:p>
-      <w:r>
-        <w:t>"Ayer fumigué el café en el lote 3 porque vi roya</w:t>
-      </w:r>
-      <w:proofErr w:type="gramStart"/>
-      <w:r>
-        <w:t>",</w:t>
-      </w:r>
-      <w:proofErr w:type="spellStart"/>
-      <w:r>
-        <w:t>CULTIVO</w:t>
-      </w:r>
-      <w:proofErr w:type="gramEnd"/>
-      <w:r>
-        <w:t>,café</w:t>
-      </w:r>
-      <w:proofErr w:type="spellEnd"/>
-    </w:p>
-    <w:p>
-      <w:r>
-        <w:t>"Ayer fumigué el café en el lote 3 porque vi roya</w:t>
-      </w:r>
-      <w:proofErr w:type="gramStart"/>
-      <w:r>
-        <w:t>",</w:t>
-      </w:r>
-      <w:proofErr w:type="spellStart"/>
-      <w:r>
-        <w:t>LUGAR</w:t>
-      </w:r>
-      <w:proofErr w:type="gramEnd"/>
-      <w:r>
-        <w:t>,lote</w:t>
-      </w:r>
-      <w:proofErr w:type="spellEnd"/>
-      <w:r>
-        <w:t xml:space="preserve"> 3</w:t>
-      </w:r>
-    </w:p>
-    <w:p>
-      <w:r>
-        <w:t>"Ayer fumigué el café en el lote 3 porque vi roya</w:t>
-      </w:r>
-      <w:proofErr w:type="gramStart"/>
-      <w:r>
-        <w:t>",</w:t>
-      </w:r>
-      <w:proofErr w:type="spellStart"/>
-      <w:r>
-        <w:t>PLAGA</w:t>
-      </w:r>
-      <w:proofErr w:type="gramEnd"/>
-      <w:r>
-        <w:t>,roya</w:t>
-      </w:r>
-      <w:proofErr w:type="spellEnd"/>
-    </w:p>
-    <w:p>
-      <w:r>
-        <w:rPr>
-          <w:noProof/>
-          <w14:ligatures w14:val="standardContextual"/>
-        </w:rPr>
-        <w:pict w14:anchorId="6CB1D5C6">
-          <v:rect id="_x0000_i1028" alt="" style="width:425.2pt;height:.05pt;mso-width-percent:0;mso-height-percent:0;mso-width-percent:0;mso-height-percent:0" o:hralign="center" o:hrstd="t" o:hr="t" fillcolor="#a0a0a0" stroked="f"/>
-        </w:pict>
-      </w:r>
-    </w:p>
-    <w:p>
-      <w:pPr>
-        <w:rPr>
-          <w:b/>
-          <w:bCs/>
-        </w:rPr>
-      </w:pPr>
-      <w:r>
-        <w:rPr>
-          <w:b/>
-          <w:bCs/>
-        </w:rPr>
-        <w:t>5. Requisitos para la normalización</w:t>
-      </w:r>
-    </w:p>
-    <w:p>
-      <w:r>
-        <w:t>El objetivo de esta fase es unificar distintas formas de expresar el mismo concepto.</w:t>
-      </w:r>
-    </w:p>
-    <w:p>
-      <w:pPr>
-        <w:rPr>
-          <w:b/>
-          <w:bCs/>
-        </w:rPr>
-      </w:pPr>
-      <w:r>
-        <w:rPr>
-          <w:b/>
-          <w:bCs/>
-        </w:rPr>
-        <w:lastRenderedPageBreak/>
-        <w:t>Información requerida</w:t>
-      </w:r>
-    </w:p>
-    <w:p>
-      <w:pPr>
-        <w:numPr>
-          <w:ilvl w:val="0"/>
-          <w:numId w:val="24"/>
-        </w:numPr>
-      </w:pPr>
-      <w:r>
-        <w:t>Diccionarios de sinónimos y variantes regionales para:</w:t>
-      </w:r>
-    </w:p>
-    <w:p>
-      <w:pPr>
-        <w:numPr>
-          <w:ilvl w:val="1"/>
-          <w:numId w:val="24"/>
-        </w:numPr>
-      </w:pPr>
-      <w:r>
-        <w:t>cultivos</w:t>
-      </w:r>
-    </w:p>
-    <w:p>
-      <w:pPr>
-        <w:numPr>
-          <w:ilvl w:val="1"/>
-          <w:numId w:val="24"/>
-        </w:numPr>
-      </w:pPr>
-      <w:r>
-        <w:t>plagas</w:t>
-      </w:r>
-    </w:p>
-    <w:p>
-      <w:pPr>
-        <w:numPr>
-          <w:ilvl w:val="1"/>
-          <w:numId w:val="24"/>
-        </w:numPr>
-      </w:pPr>
-      <w:r>
-        <w:t>productos</w:t>
-      </w:r>
-    </w:p>
-    <w:p>
-      <w:pPr>
-        <w:numPr>
-          <w:ilvl w:val="1"/>
-          <w:numId w:val="24"/>
-        </w:numPr>
-      </w:pPr>
-      <w:r>
-        <w:t>eventos</w:t>
-      </w:r>
-    </w:p>
-    <w:p>
-      <w:pPr>
-        <w:numPr>
-          <w:ilvl w:val="0"/>
-          <w:numId w:val="24"/>
-        </w:numPr>
-      </w:pPr>
-      <w:r>
-        <w:t xml:space="preserve">Definición de una </w:t>
-      </w:r>
-      <w:r>
-        <w:rPr>
-          <w:b/>
-          <w:bCs/>
-        </w:rPr>
-        <w:t>forma estándar (canónica)</w:t>
-      </w:r>
-      <w:r>
-        <w:t xml:space="preserve"> para cada concepto.</w:t>
-      </w:r>
-    </w:p>
-    <w:p>
-      <w:pPr>
-        <w:numPr>
-          <w:ilvl w:val="0"/>
-          <w:numId w:val="24"/>
-        </w:numPr>
-      </w:pPr>
-      <w:r>
-        <w:t>Inclusión de términos coloquiales o locales frecuentes.</w:t>
-      </w:r>
-    </w:p>
-    <w:p>
-      <w:pPr>
-        <w:rPr>
-          <w:b/>
-          <w:bCs/>
-        </w:rPr>
-      </w:pPr>
-      <w:r>
-        <w:rPr>
-          <w:b/>
-          <w:bCs/>
-        </w:rPr>
-        <w:t>Formato recomendado</w:t>
-      </w:r>
-    </w:p>
-    <w:p>
-      <w:proofErr w:type="spellStart"/>
-      <w:proofErr w:type="gramStart"/>
-      <w:r>
-        <w:t>categoria,variante</w:t>
-      </w:r>
-      <w:proofErr w:type="gramEnd"/>
-      <w:r>
-        <w:t>,forma_estandar</w:t>
-      </w:r>
-      <w:proofErr w:type="spellEnd"/>
-    </w:p>
-    <w:p>
-      <w:proofErr w:type="spellStart"/>
-      <w:proofErr w:type="gramStart"/>
-      <w:r>
-        <w:t>cultivo,elote</w:t>
-      </w:r>
-      <w:proofErr w:type="gramEnd"/>
-      <w:r>
-        <w:t>,maiz</w:t>
-      </w:r>
-      <w:proofErr w:type="spellEnd"/>
-    </w:p>
-    <w:p>
-      <w:proofErr w:type="spellStart"/>
-      <w:proofErr w:type="gramStart"/>
-      <w:r>
-        <w:t>cultivo,choclo</w:t>
-      </w:r>
-      <w:proofErr w:type="gramEnd"/>
-      <w:r>
-        <w:t>,maiz</w:t>
-      </w:r>
-      <w:proofErr w:type="spellEnd"/>
-    </w:p>
-    <w:p>
-      <w:proofErr w:type="spellStart"/>
-      <w:proofErr w:type="gramStart"/>
-      <w:r>
-        <w:t>cultivo,cafeto</w:t>
-      </w:r>
-      <w:proofErr w:type="gramEnd"/>
-      <w:r>
-        <w:t>,cafe</w:t>
-      </w:r>
-      <w:proofErr w:type="spellEnd"/>
-    </w:p>
-    <w:p>
-      <w:proofErr w:type="spellStart"/>
-      <w:proofErr w:type="gramStart"/>
-      <w:r>
-        <w:t>plaga,bicho</w:t>
-      </w:r>
-      <w:proofErr w:type="gramEnd"/>
-      <w:r>
-        <w:t>,plaga_no_especificada</w:t>
-      </w:r>
-      <w:proofErr w:type="spellEnd"/>
-    </w:p>
-    <w:p>
-      <w:proofErr w:type="spellStart"/>
-      <w:proofErr w:type="gramStart"/>
-      <w:r>
-        <w:t>producto,veneno</w:t>
-      </w:r>
-      <w:proofErr w:type="gramEnd"/>
-      <w:r>
-        <w:t>,pesticida</w:t>
-      </w:r>
-      <w:proofErr w:type="spellEnd"/>
-    </w:p>
-    <w:p>
-      <w:proofErr w:type="spellStart"/>
-      <w:proofErr w:type="gramStart"/>
-      <w:r>
-        <w:t>evento,fumigar</w:t>
-      </w:r>
-      <w:proofErr w:type="gramEnd"/>
-      <w:r>
-        <w:t>,aplicacion_producto</w:t>
-      </w:r>
-      <w:proofErr w:type="spellEnd"/>
-    </w:p>
-    <w:p>
-      <w:proofErr w:type="spellStart"/>
-      <w:proofErr w:type="gramStart"/>
-      <w:r>
-        <w:t>evento,echar</w:t>
-      </w:r>
-      <w:proofErr w:type="spellEnd"/>
-      <w:proofErr w:type="gramEnd"/>
-      <w:r>
-        <w:t xml:space="preserve"> </w:t>
-      </w:r>
-      <w:proofErr w:type="spellStart"/>
-      <w:r>
-        <w:t>veneno,aplicacion_producto</w:t>
-      </w:r>
-      <w:proofErr w:type="spellEnd"/>
-    </w:p>
-    <w:p>
-      <w:r>
-        <w:rPr>
-          <w:noProof/>
-          <w14:ligatures w14:val="standardContextual"/>
-        </w:rPr>
-        <w:pict w14:anchorId="7D62ECAF">
-          <v:rect id="_x0000_i1027" alt="" style="width:425.2pt;height:.05pt;mso-width-percent:0;mso-height-percent:0;mso-width-percent:0;mso-height-percent:0" o:hralign="center" o:hrstd="t" o:hr="t" fillcolor="#a0a0a0" stroked="f"/>
-        </w:pict>
-      </w:r>
-    </w:p>
-    <w:p>
-      <w:pPr>
-        <w:rPr>
-          <w:b/>
-          <w:bCs/>
-        </w:rPr>
-      </w:pPr>
-      <w:r>
-        <w:rPr>
-          <w:b/>
-          <w:bCs/>
-        </w:rPr>
-        <w:t>6. Definición funcional del sistema</w:t>
-      </w:r>
-    </w:p>
-    <w:p>
-      <w:r>
-        <w:t>Para alinear el desarrollo con las necesidades reales, se requiere definir:</w:t>
-      </w:r>
-    </w:p>
-    <w:p>
-      <w:pPr>
-        <w:numPr>
-          <w:ilvl w:val="0"/>
-          <w:numId w:val="25"/>
-        </w:numPr>
-      </w:pPr>
-      <w:r>
-        <w:t>Qué datos se desean obtener como salida final del sistema.</w:t>
-      </w:r>
-    </w:p>
-    <w:p>
-      <w:pPr>
-        <w:numPr>
-          <w:ilvl w:val="0"/>
-          <w:numId w:val="25"/>
-        </w:numPr>
-      </w:pPr>
-      <w:r>
-        <w:t xml:space="preserve">Qué campos son </w:t>
-      </w:r>
-      <w:r>
-        <w:rPr>
-          <w:b/>
-          <w:bCs/>
-        </w:rPr>
-        <w:t>obligatorios</w:t>
-      </w:r>
-      <w:r>
-        <w:t xml:space="preserve"> y cuáles son </w:t>
-      </w:r>
-      <w:r>
-        <w:rPr>
-          <w:b/>
-          <w:bCs/>
-        </w:rPr>
-        <w:t>opcionales</w:t>
-      </w:r>
-      <w:r>
-        <w:t>.</w:t>
-      </w:r>
-    </w:p>
-    <w:p>
-      <w:pPr>
-        <w:rPr>
-          <w:b/>
-          <w:bCs/>
-        </w:rPr>
-      </w:pPr>
-      <w:r>
-        <w:rPr>
-          <w:b/>
-          <w:bCs/>
-        </w:rPr>
-        <w:t>Formato recomendado</w:t>
-      </w:r>
-    </w:p>
-    <w:p>
-      <w:proofErr w:type="spellStart"/>
-      <w:proofErr w:type="gramStart"/>
-      <w:r>
-        <w:t>campo,tipo</w:t>
-      </w:r>
-      <w:proofErr w:type="gramEnd"/>
-      <w:r>
-        <w:t>,obligatorio,descripcion</w:t>
-      </w:r>
-      <w:proofErr w:type="spellEnd"/>
-    </w:p>
-    <w:p>
-      <w:proofErr w:type="spellStart"/>
-      <w:proofErr w:type="gramStart"/>
-      <w:r>
-        <w:t>agricultor,string</w:t>
-      </w:r>
-      <w:proofErr w:type="gramEnd"/>
-      <w:r>
-        <w:t>,si,Nombre</w:t>
-      </w:r>
-      <w:proofErr w:type="spellEnd"/>
-      <w:r>
-        <w:t xml:space="preserve"> del agricultor</w:t>
-      </w:r>
-    </w:p>
-    <w:p>
-      <w:proofErr w:type="spellStart"/>
-      <w:proofErr w:type="gramStart"/>
-      <w:r>
-        <w:t>cultivo,string</w:t>
-      </w:r>
-      <w:proofErr w:type="gramEnd"/>
-      <w:r>
-        <w:t>,si,Cultivo</w:t>
-      </w:r>
-      <w:proofErr w:type="spellEnd"/>
-      <w:r>
-        <w:t xml:space="preserve"> afectado</w:t>
-      </w:r>
-    </w:p>
-    <w:p>
-      <w:proofErr w:type="spellStart"/>
-      <w:proofErr w:type="gramStart"/>
-      <w:r>
-        <w:t>plaga,string</w:t>
-      </w:r>
-      <w:proofErr w:type="gramEnd"/>
-      <w:r>
-        <w:t>,no,Plaga</w:t>
-      </w:r>
-      <w:proofErr w:type="spellEnd"/>
-      <w:r>
-        <w:t xml:space="preserve"> detectada</w:t>
-      </w:r>
-    </w:p>
-    <w:p>
-      <w:proofErr w:type="spellStart"/>
-      <w:proofErr w:type="gramStart"/>
-      <w:r>
-        <w:t>producto,string</w:t>
-      </w:r>
-      <w:proofErr w:type="gramEnd"/>
-      <w:r>
-        <w:t>,no,Producto</w:t>
-      </w:r>
-      <w:proofErr w:type="spellEnd"/>
-      <w:r>
-        <w:t xml:space="preserve"> aplicado</w:t>
-      </w:r>
-    </w:p>
-    <w:p>
-      <w:proofErr w:type="spellStart"/>
-      <w:proofErr w:type="gramStart"/>
-      <w:r>
-        <w:t>evento,string</w:t>
-      </w:r>
-      <w:proofErr w:type="gramEnd"/>
-      <w:r>
-        <w:t>,si,Acción</w:t>
-      </w:r>
-      <w:proofErr w:type="spellEnd"/>
-      <w:r>
-        <w:t xml:space="preserve"> realizada</w:t>
-      </w:r>
-    </w:p>
-    <w:p>
-      <w:proofErr w:type="spellStart"/>
-      <w:proofErr w:type="gramStart"/>
-      <w:r>
-        <w:t>fecha,string</w:t>
-      </w:r>
-      <w:proofErr w:type="gramEnd"/>
-      <w:r>
-        <w:t>,no,Fecha</w:t>
-      </w:r>
-      <w:proofErr w:type="spellEnd"/>
-      <w:r>
-        <w:t xml:space="preserve"> del evento</w:t>
-      </w:r>
-    </w:p>
-    <w:p>
-      <w:proofErr w:type="spellStart"/>
-      <w:proofErr w:type="gramStart"/>
-      <w:r>
-        <w:t>cantidad,string</w:t>
-      </w:r>
-      <w:proofErr w:type="gramEnd"/>
-      <w:r>
-        <w:t>,no,Cantidad</w:t>
-      </w:r>
-      <w:proofErr w:type="spellEnd"/>
-      <w:r>
-        <w:t xml:space="preserve"> aplicada</w:t>
-      </w:r>
-    </w:p>
-    <w:p>
-      <w:proofErr w:type="spellStart"/>
-      <w:proofErr w:type="gramStart"/>
-      <w:r>
-        <w:t>ubicacion,string</w:t>
-      </w:r>
-      <w:proofErr w:type="gramEnd"/>
-      <w:r>
-        <w:t>,no,Lugar</w:t>
-      </w:r>
-      <w:proofErr w:type="spellEnd"/>
-      <w:r>
-        <w:t xml:space="preserve"> dentro de la finca</w:t>
-      </w:r>
-    </w:p>
-    <w:p>
-      <w:r>
-        <w:rPr>
-          <w:noProof/>
-          <w14:ligatures w14:val="standardContextual"/>
-        </w:rPr>
-        <w:pict w14:anchorId="571EFB2C">
-          <v:rect id="_x0000_i1026" alt="" style="width:425.2pt;height:.05pt;mso-width-percent:0;mso-height-percent:0;mso-width-percent:0;mso-height-percent:0" o:hralign="center" o:hrstd="t" o:hr="t" fillcolor="#a0a0a0" stroked="f"/>
-        </w:pict>
-      </w:r>
-    </w:p>
-    <w:p>
-      <w:pPr>
-        <w:rPr>
-          <w:b/>
-          <w:bCs/>
-        </w:rPr>
-      </w:pPr>
-      <w:r>
-        <w:rPr>
-          <w:b/>
-          <w:bCs/>
-        </w:rPr>
-        <w:t>7. Conclusión</w:t>
-      </w:r>
-    </w:p>
-    <w:p>
-      <w:r>
-        <w:t>La correcta definición de estos elementos es fundamental para garantizar:</w:t>
-      </w:r>
-    </w:p>
-    <w:p>
-      <w:pPr>
-        <w:numPr>
-          <w:ilvl w:val="0"/>
-          <w:numId w:val="26"/>
-        </w:numPr>
-      </w:pPr>
-      <w:r>
-        <w:t>la calidad del entrenamiento de los modelos</w:t>
-      </w:r>
-    </w:p>
-    <w:p>
-      <w:pPr>
-        <w:numPr>
-          <w:ilvl w:val="0"/>
-          <w:numId w:val="26"/>
-        </w:numPr>
-      </w:pPr>
-      <w:r>
-        <w:t>la consistencia de los datos</w:t>
-      </w:r>
-    </w:p>
-    <w:p>
-      <w:pPr>
-        <w:numPr>
-          <w:ilvl w:val="0"/>
-          <w:numId w:val="26"/>
-        </w:numPr>
-      </w:pPr>
-      <w:r>
-        <w:t>la validez de la evaluación del sistema</w:t>
-      </w:r>
-    </w:p>
-    <w:p>
-      <w:pPr>
-        <w:numPr>
-          <w:ilvl w:val="0"/>
-          <w:numId w:val="26"/>
-        </w:numPr>
-      </w:pPr>
-      <w:r>
-        <w:t>y la utilidad final de la información generada</w:t>
-      </w:r>
-    </w:p>
-    <w:p>
-      <w:r>
-        <w:t>Se recomienda validar estos puntos antes de iniciar la siguiente fase de desarrollo.</w:t>
-      </w:r>
-    </w:p>
-    <w:p>
-      <w:r>
-        <w:rPr>
-          <w:noProof/>
-          <w14:ligatures w14:val="standardContextual"/>
-        </w:rPr>
-        <w:pict w14:anchorId="5A969BBA">
-          <v:rect id="_x0000_i1025" alt="" style="width:425.2pt;height:.05pt;mso-width-percent:0;mso-height-percent:0;mso-width-percent:0;mso-height-percent:0" o:hralign="center" o:hrstd="t" o:hr="t" fillcolor="#a0a0a0" stroked="f"/>
-        </w:pict>
-      </w:r>
-    </w:p>
-    <w:p>
-      <w:r>
-        <w:t xml:space="preserve">Si quieres, en el siguiente paso te lo formateo como </w:t>
-      </w:r>
-      <w:r>
-        <w:rPr>
-          <w:b/>
-          <w:bCs/>
-        </w:rPr>
-        <w:t>PDF listo (portada + estilo + tipografía académica)</w:t>
-      </w:r>
-      <w:r>
-        <w:t xml:space="preserve"> para que lo envíes directamente sin tocar nada.</w:t>
-      </w:r>
-    </w:p>
-    <w:p>
-      <w:r>
-        <w:br/>
-      </w:r>
-    </w:p>
     <w:p>
       <w:r>
         <w:br w:type="page"/>
@@ -2001,21 +387,7 @@
         <w:rPr>
           <w:rFonts w:eastAsiaTheme="majorEastAsia"/>
         </w:rPr>
-        <w:t>audio_</w:t>
-      </w:r>
-      <w:proofErr w:type="gramStart"/>
-      <w:r>
-        <w:rPr>
-          <w:rFonts w:eastAsiaTheme="majorEastAsia"/>
-        </w:rPr>
-        <w:t>id,transcripcion</w:t>
-      </w:r>
-      <w:proofErr w:type="gramEnd"/>
-      <w:r>
-        <w:rPr>
-          <w:rFonts w:eastAsiaTheme="majorEastAsia"/>
-        </w:rPr>
-        <w:t>,clase</w:t>
+        <w:t>audio_id,transcripcion,clase</w:t>
       </w:r>
       <w:proofErr w:type="spellEnd"/>
     </w:p>
@@ -2030,28 +402,14 @@
         <w:rPr>
           <w:rFonts w:eastAsiaTheme="majorEastAsia"/>
         </w:rPr>
-        <w:t>AUDIO_001,"Me llamo Juan y tengo una finca de café</w:t>
-      </w:r>
-      <w:proofErr w:type="gramStart"/>
-      <w:r>
-        <w:rPr>
-          <w:rFonts w:eastAsiaTheme="majorEastAsia"/>
-        </w:rPr>
-        <w:t>",</w:t>
+        <w:t>AUDIO_001,"Me llamo Juan y tengo una finca de café",</w:t>
       </w:r>
       <w:proofErr w:type="spellStart"/>
       <w:r>
         <w:rPr>
           <w:rFonts w:eastAsiaTheme="majorEastAsia"/>
         </w:rPr>
-        <w:t>registro</w:t>
-      </w:r>
-      <w:proofErr w:type="gramEnd"/>
-      <w:r>
-        <w:rPr>
-          <w:rFonts w:eastAsiaTheme="majorEastAsia"/>
-        </w:rPr>
-        <w:t>_inicial</w:t>
+        <w:t>registro_inicial</w:t>
       </w:r>
       <w:proofErr w:type="spellEnd"/>
     </w:p>
@@ -2063,28 +421,14 @@
         <w:rPr>
           <w:rFonts w:eastAsiaTheme="majorEastAsia"/>
         </w:rPr>
-        <w:t>AUDIO_002,"Ayer fumigué porque vi roya en el cultivo</w:t>
-      </w:r>
-      <w:proofErr w:type="gramStart"/>
-      <w:r>
-        <w:rPr>
-          <w:rFonts w:eastAsiaTheme="majorEastAsia"/>
-        </w:rPr>
-        <w:t>",</w:t>
+        <w:t>AUDIO_002,"Ayer fumigué porque vi roya en el cultivo",</w:t>
       </w:r>
       <w:proofErr w:type="spellStart"/>
       <w:r>
         <w:rPr>
           <w:rFonts w:eastAsiaTheme="majorEastAsia"/>
         </w:rPr>
-        <w:t>entrada</w:t>
-      </w:r>
-      <w:proofErr w:type="gramEnd"/>
-      <w:r>
-        <w:rPr>
-          <w:rFonts w:eastAsiaTheme="majorEastAsia"/>
-        </w:rPr>
-        <w:t>_datos</w:t>
+        <w:t>entrada_datos</w:t>
       </w:r>
       <w:proofErr w:type="spellEnd"/>
     </w:p>
@@ -2342,19 +686,11 @@
         </w:rPr>
       </w:pPr>
       <w:proofErr w:type="spellStart"/>
-      <w:proofErr w:type="gramStart"/>
-      <w:r>
-        <w:rPr>
-          <w:rFonts w:eastAsiaTheme="majorEastAsia"/>
-        </w:rPr>
-        <w:t>texto,entidad</w:t>
-      </w:r>
-      <w:proofErr w:type="gramEnd"/>
-      <w:r>
-        <w:rPr>
-          <w:rFonts w:eastAsiaTheme="majorEastAsia"/>
-        </w:rPr>
-        <w:t>,valor</w:t>
+      <w:r>
+        <w:rPr>
+          <w:rFonts w:eastAsiaTheme="majorEastAsia"/>
+        </w:rPr>
+        <w:t>texto,entidad,valor</w:t>
       </w:r>
       <w:proofErr w:type="spellEnd"/>
     </w:p>
@@ -2368,28 +704,14 @@
         <w:rPr>
           <w:rFonts w:eastAsiaTheme="majorEastAsia"/>
         </w:rPr>
-        <w:t>"Ayer fumigué el café en el lote 3 porque vi roya</w:t>
-      </w:r>
-      <w:proofErr w:type="gramStart"/>
-      <w:r>
-        <w:rPr>
-          <w:rFonts w:eastAsiaTheme="majorEastAsia"/>
-        </w:rPr>
-        <w:t>",</w:t>
+        <w:t>"Ayer fumigué el café en el lote 3 porque vi roya",</w:t>
       </w:r>
       <w:proofErr w:type="spellStart"/>
       <w:r>
         <w:rPr>
           <w:rFonts w:eastAsiaTheme="majorEastAsia"/>
         </w:rPr>
-        <w:t>FECHA</w:t>
-      </w:r>
-      <w:proofErr w:type="gramEnd"/>
-      <w:r>
-        <w:rPr>
-          <w:rFonts w:eastAsiaTheme="majorEastAsia"/>
-        </w:rPr>
-        <w:t>,Ayer</w:t>
+        <w:t>FECHA,Ayer</w:t>
       </w:r>
       <w:proofErr w:type="spellEnd"/>
     </w:p>
@@ -2403,28 +725,14 @@
         <w:rPr>
           <w:rFonts w:eastAsiaTheme="majorEastAsia"/>
         </w:rPr>
-        <w:t>"Ayer fumigué el café en el lote 3 porque vi roya</w:t>
-      </w:r>
-      <w:proofErr w:type="gramStart"/>
-      <w:r>
-        <w:rPr>
-          <w:rFonts w:eastAsiaTheme="majorEastAsia"/>
-        </w:rPr>
-        <w:t>",</w:t>
+        <w:t>"Ayer fumigué el café en el lote 3 porque vi roya",</w:t>
       </w:r>
       <w:proofErr w:type="spellStart"/>
       <w:r>
         <w:rPr>
           <w:rFonts w:eastAsiaTheme="majorEastAsia"/>
         </w:rPr>
-        <w:t>EVENTO</w:t>
-      </w:r>
-      <w:proofErr w:type="gramEnd"/>
-      <w:r>
-        <w:rPr>
-          <w:rFonts w:eastAsiaTheme="majorEastAsia"/>
-        </w:rPr>
-        <w:t>,fumigué</w:t>
+        <w:t>EVENTO,fumigué</w:t>
       </w:r>
       <w:proofErr w:type="spellEnd"/>
     </w:p>
@@ -2438,28 +746,14 @@
         <w:rPr>
           <w:rFonts w:eastAsiaTheme="majorEastAsia"/>
         </w:rPr>
-        <w:t>"Ayer fumigué el café en el lote 3 porque vi roya</w:t>
-      </w:r>
-      <w:proofErr w:type="gramStart"/>
-      <w:r>
-        <w:rPr>
-          <w:rFonts w:eastAsiaTheme="majorEastAsia"/>
-        </w:rPr>
-        <w:t>",</w:t>
+        <w:t>"Ayer fumigué el café en el lote 3 porque vi roya",</w:t>
       </w:r>
       <w:proofErr w:type="spellStart"/>
       <w:r>
         <w:rPr>
           <w:rFonts w:eastAsiaTheme="majorEastAsia"/>
         </w:rPr>
-        <w:t>CULTIVO</w:t>
-      </w:r>
-      <w:proofErr w:type="gramEnd"/>
-      <w:r>
-        <w:rPr>
-          <w:rFonts w:eastAsiaTheme="majorEastAsia"/>
-        </w:rPr>
-        <w:t>,café</w:t>
+        <w:t>CULTIVO,café</w:t>
       </w:r>
       <w:proofErr w:type="spellEnd"/>
     </w:p>
@@ -2473,28 +767,14 @@
         <w:rPr>
           <w:rFonts w:eastAsiaTheme="majorEastAsia"/>
         </w:rPr>
-        <w:t>"Ayer fumigué el café en el lote 3 porque vi roya</w:t>
-      </w:r>
-      <w:proofErr w:type="gramStart"/>
-      <w:r>
-        <w:rPr>
-          <w:rFonts w:eastAsiaTheme="majorEastAsia"/>
-        </w:rPr>
-        <w:t>",</w:t>
+        <w:t>"Ayer fumigué el café en el lote 3 porque vi roya",</w:t>
       </w:r>
       <w:proofErr w:type="spellStart"/>
       <w:r>
         <w:rPr>
           <w:rFonts w:eastAsiaTheme="majorEastAsia"/>
         </w:rPr>
-        <w:t>LUGAR</w:t>
-      </w:r>
-      <w:proofErr w:type="gramEnd"/>
-      <w:r>
-        <w:rPr>
-          <w:rFonts w:eastAsiaTheme="majorEastAsia"/>
-        </w:rPr>
-        <w:t>,lote</w:t>
+        <w:t>LUGAR,lote</w:t>
       </w:r>
       <w:proofErr w:type="spellEnd"/>
       <w:r>
@@ -2514,28 +794,14 @@
         <w:rPr>
           <w:rFonts w:eastAsiaTheme="majorEastAsia"/>
         </w:rPr>
-        <w:t>"Ayer fumigué el café en el lote 3 porque vi roya</w:t>
-      </w:r>
-      <w:proofErr w:type="gramStart"/>
-      <w:r>
-        <w:rPr>
-          <w:rFonts w:eastAsiaTheme="majorEastAsia"/>
-        </w:rPr>
-        <w:t>",</w:t>
+        <w:t>"Ayer fumigué el café en el lote 3 porque vi roya",</w:t>
       </w:r>
       <w:proofErr w:type="spellStart"/>
       <w:r>
         <w:rPr>
           <w:rFonts w:eastAsiaTheme="majorEastAsia"/>
         </w:rPr>
-        <w:t>PLAGA</w:t>
-      </w:r>
-      <w:proofErr w:type="gramEnd"/>
-      <w:r>
-        <w:rPr>
-          <w:rFonts w:eastAsiaTheme="majorEastAsia"/>
-        </w:rPr>
-        <w:t>,roya</w:t>
+        <w:t>PLAGA,roya</w:t>
       </w:r>
       <w:proofErr w:type="spellEnd"/>
     </w:p>
@@ -2657,19 +923,11 @@
         </w:rPr>
       </w:pPr>
       <w:proofErr w:type="spellStart"/>
-      <w:proofErr w:type="gramStart"/>
-      <w:r>
-        <w:rPr>
-          <w:rFonts w:eastAsiaTheme="majorEastAsia"/>
-        </w:rPr>
-        <w:t>categoria,variante</w:t>
-      </w:r>
-      <w:proofErr w:type="gramEnd"/>
-      <w:r>
-        <w:rPr>
-          <w:rFonts w:eastAsiaTheme="majorEastAsia"/>
-        </w:rPr>
-        <w:t>,forma_estandar</w:t>
+      <w:r>
+        <w:rPr>
+          <w:rFonts w:eastAsiaTheme="majorEastAsia"/>
+        </w:rPr>
+        <w:t>categoria,variante,forma_estandar</w:t>
       </w:r>
       <w:proofErr w:type="spellEnd"/>
     </w:p>
@@ -2680,19 +938,11 @@
         </w:rPr>
       </w:pPr>
       <w:proofErr w:type="spellStart"/>
-      <w:proofErr w:type="gramStart"/>
-      <w:r>
-        <w:rPr>
-          <w:rFonts w:eastAsiaTheme="majorEastAsia"/>
-        </w:rPr>
-        <w:t>cultivo,elote</w:t>
-      </w:r>
-      <w:proofErr w:type="gramEnd"/>
-      <w:r>
-        <w:rPr>
-          <w:rFonts w:eastAsiaTheme="majorEastAsia"/>
-        </w:rPr>
-        <w:t>,maiz</w:t>
+      <w:r>
+        <w:rPr>
+          <w:rFonts w:eastAsiaTheme="majorEastAsia"/>
+        </w:rPr>
+        <w:t>cultivo,elote,maiz</w:t>
       </w:r>
       <w:proofErr w:type="spellEnd"/>
     </w:p>
@@ -2703,19 +953,11 @@
         </w:rPr>
       </w:pPr>
       <w:proofErr w:type="spellStart"/>
-      <w:proofErr w:type="gramStart"/>
-      <w:r>
-        <w:rPr>
-          <w:rFonts w:eastAsiaTheme="majorEastAsia"/>
-        </w:rPr>
-        <w:t>cultivo,choclo</w:t>
-      </w:r>
-      <w:proofErr w:type="gramEnd"/>
-      <w:r>
-        <w:rPr>
-          <w:rFonts w:eastAsiaTheme="majorEastAsia"/>
-        </w:rPr>
-        <w:t>,maiz</w:t>
+      <w:r>
+        <w:rPr>
+          <w:rFonts w:eastAsiaTheme="majorEastAsia"/>
+        </w:rPr>
+        <w:t>cultivo,choclo,maiz</w:t>
       </w:r>
       <w:proofErr w:type="spellEnd"/>
     </w:p>
@@ -2726,19 +968,11 @@
         </w:rPr>
       </w:pPr>
       <w:proofErr w:type="spellStart"/>
-      <w:proofErr w:type="gramStart"/>
-      <w:r>
-        <w:rPr>
-          <w:rFonts w:eastAsiaTheme="majorEastAsia"/>
-        </w:rPr>
-        <w:t>cultivo,cafeto</w:t>
-      </w:r>
-      <w:proofErr w:type="gramEnd"/>
-      <w:r>
-        <w:rPr>
-          <w:rFonts w:eastAsiaTheme="majorEastAsia"/>
-        </w:rPr>
-        <w:t>,cafe</w:t>
+      <w:r>
+        <w:rPr>
+          <w:rFonts w:eastAsiaTheme="majorEastAsia"/>
+        </w:rPr>
+        <w:t>cultivo,cafeto,cafe</w:t>
       </w:r>
       <w:proofErr w:type="spellEnd"/>
     </w:p>
@@ -2749,19 +983,11 @@
         </w:rPr>
       </w:pPr>
       <w:proofErr w:type="spellStart"/>
-      <w:proofErr w:type="gramStart"/>
-      <w:r>
-        <w:rPr>
-          <w:rFonts w:eastAsiaTheme="majorEastAsia"/>
-        </w:rPr>
-        <w:t>plaga,bicho</w:t>
-      </w:r>
-      <w:proofErr w:type="gramEnd"/>
-      <w:r>
-        <w:rPr>
-          <w:rFonts w:eastAsiaTheme="majorEastAsia"/>
-        </w:rPr>
-        <w:t>,plaga_no_especificada</w:t>
+      <w:r>
+        <w:rPr>
+          <w:rFonts w:eastAsiaTheme="majorEastAsia"/>
+        </w:rPr>
+        <w:t>plaga,bicho,plaga_no_especificada</w:t>
       </w:r>
       <w:proofErr w:type="spellEnd"/>
     </w:p>
@@ -2772,19 +998,11 @@
         </w:rPr>
       </w:pPr>
       <w:proofErr w:type="spellStart"/>
-      <w:proofErr w:type="gramStart"/>
-      <w:r>
-        <w:rPr>
-          <w:rFonts w:eastAsiaTheme="majorEastAsia"/>
-        </w:rPr>
-        <w:t>producto,veneno</w:t>
-      </w:r>
-      <w:proofErr w:type="gramEnd"/>
-      <w:r>
-        <w:rPr>
-          <w:rFonts w:eastAsiaTheme="majorEastAsia"/>
-        </w:rPr>
-        <w:t>,pesticida</w:t>
+      <w:r>
+        <w:rPr>
+          <w:rFonts w:eastAsiaTheme="majorEastAsia"/>
+        </w:rPr>
+        <w:t>producto,veneno,pesticida</w:t>
       </w:r>
       <w:proofErr w:type="spellEnd"/>
     </w:p>
@@ -2795,19 +1013,11 @@
         </w:rPr>
       </w:pPr>
       <w:proofErr w:type="spellStart"/>
-      <w:proofErr w:type="gramStart"/>
-      <w:r>
-        <w:rPr>
-          <w:rFonts w:eastAsiaTheme="majorEastAsia"/>
-        </w:rPr>
-        <w:t>evento,fumigar</w:t>
-      </w:r>
-      <w:proofErr w:type="gramEnd"/>
-      <w:r>
-        <w:rPr>
-          <w:rFonts w:eastAsiaTheme="majorEastAsia"/>
-        </w:rPr>
-        <w:t>,aplicacion_producto</w:t>
+      <w:r>
+        <w:rPr>
+          <w:rFonts w:eastAsiaTheme="majorEastAsia"/>
+        </w:rPr>
+        <w:t>evento,fumigar,aplicacion_producto</w:t>
       </w:r>
       <w:proofErr w:type="spellEnd"/>
     </w:p>
@@ -2818,7 +1028,6 @@
         </w:rPr>
       </w:pPr>
       <w:proofErr w:type="spellStart"/>
-      <w:proofErr w:type="gramStart"/>
       <w:r>
         <w:rPr>
           <w:rFonts w:eastAsiaTheme="majorEastAsia"/>
@@ -2826,7 +1035,6 @@
         <w:t>evento,echar</w:t>
       </w:r>
       <w:proofErr w:type="spellEnd"/>
-      <w:proofErr w:type="gramEnd"/>
       <w:r>
         <w:rPr>
           <w:rFonts w:eastAsiaTheme="majorEastAsia"/>
@@ -2935,19 +1143,11 @@
         </w:rPr>
       </w:pPr>
       <w:proofErr w:type="spellStart"/>
-      <w:proofErr w:type="gramStart"/>
-      <w:r>
-        <w:rPr>
-          <w:rFonts w:eastAsiaTheme="majorEastAsia"/>
-        </w:rPr>
-        <w:t>campo,tipo</w:t>
-      </w:r>
-      <w:proofErr w:type="gramEnd"/>
-      <w:r>
-        <w:rPr>
-          <w:rFonts w:eastAsiaTheme="majorEastAsia"/>
-        </w:rPr>
-        <w:t>,obligatorio,descripcion</w:t>
+      <w:r>
+        <w:rPr>
+          <w:rFonts w:eastAsiaTheme="majorEastAsia"/>
+        </w:rPr>
+        <w:t>campo,tipo,obligatorio,descripcion</w:t>
       </w:r>
       <w:proofErr w:type="spellEnd"/>
     </w:p>
@@ -2958,19 +1158,11 @@
         </w:rPr>
       </w:pPr>
       <w:proofErr w:type="spellStart"/>
-      <w:proofErr w:type="gramStart"/>
-      <w:r>
-        <w:rPr>
-          <w:rFonts w:eastAsiaTheme="majorEastAsia"/>
-        </w:rPr>
-        <w:t>agricultor,string</w:t>
-      </w:r>
-      <w:proofErr w:type="gramEnd"/>
-      <w:r>
-        <w:rPr>
-          <w:rFonts w:eastAsiaTheme="majorEastAsia"/>
-        </w:rPr>
-        <w:t>,si,Nombre</w:t>
+      <w:r>
+        <w:rPr>
+          <w:rFonts w:eastAsiaTheme="majorEastAsia"/>
+        </w:rPr>
+        <w:t>agricultor,string,si,Nombre</w:t>
       </w:r>
       <w:proofErr w:type="spellEnd"/>
       <w:r>
@@ -2987,19 +1179,11 @@
         </w:rPr>
       </w:pPr>
       <w:proofErr w:type="spellStart"/>
-      <w:proofErr w:type="gramStart"/>
-      <w:r>
-        <w:rPr>
-          <w:rFonts w:eastAsiaTheme="majorEastAsia"/>
-        </w:rPr>
-        <w:t>cultivo,string</w:t>
-      </w:r>
-      <w:proofErr w:type="gramEnd"/>
-      <w:r>
-        <w:rPr>
-          <w:rFonts w:eastAsiaTheme="majorEastAsia"/>
-        </w:rPr>
-        <w:t>,si,Cultivo</w:t>
+      <w:r>
+        <w:rPr>
+          <w:rFonts w:eastAsiaTheme="majorEastAsia"/>
+        </w:rPr>
+        <w:t>cultivo,string,si,Cultivo</w:t>
       </w:r>
       <w:proofErr w:type="spellEnd"/>
       <w:r>
@@ -3016,19 +1200,11 @@
         </w:rPr>
       </w:pPr>
       <w:proofErr w:type="spellStart"/>
-      <w:proofErr w:type="gramStart"/>
-      <w:r>
-        <w:rPr>
-          <w:rFonts w:eastAsiaTheme="majorEastAsia"/>
-        </w:rPr>
-        <w:t>plaga,string</w:t>
-      </w:r>
-      <w:proofErr w:type="gramEnd"/>
-      <w:r>
-        <w:rPr>
-          <w:rFonts w:eastAsiaTheme="majorEastAsia"/>
-        </w:rPr>
-        <w:t>,no,Plaga</w:t>
+      <w:r>
+        <w:rPr>
+          <w:rFonts w:eastAsiaTheme="majorEastAsia"/>
+        </w:rPr>
+        <w:t>plaga,string,no,Plaga</w:t>
       </w:r>
       <w:proofErr w:type="spellEnd"/>
       <w:r>
@@ -3045,19 +1221,11 @@
         </w:rPr>
       </w:pPr>
       <w:proofErr w:type="spellStart"/>
-      <w:proofErr w:type="gramStart"/>
-      <w:r>
-        <w:rPr>
-          <w:rFonts w:eastAsiaTheme="majorEastAsia"/>
-        </w:rPr>
-        <w:t>producto,string</w:t>
-      </w:r>
-      <w:proofErr w:type="gramEnd"/>
-      <w:r>
-        <w:rPr>
-          <w:rFonts w:eastAsiaTheme="majorEastAsia"/>
-        </w:rPr>
-        <w:t>,no,Producto</w:t>
+      <w:r>
+        <w:rPr>
+          <w:rFonts w:eastAsiaTheme="majorEastAsia"/>
+        </w:rPr>
+        <w:t>producto,string,no,Producto</w:t>
       </w:r>
       <w:proofErr w:type="spellEnd"/>
       <w:r>
@@ -3074,19 +1242,11 @@
         </w:rPr>
       </w:pPr>
       <w:proofErr w:type="spellStart"/>
-      <w:proofErr w:type="gramStart"/>
-      <w:r>
-        <w:rPr>
-          <w:rFonts w:eastAsiaTheme="majorEastAsia"/>
-        </w:rPr>
-        <w:t>evento,string</w:t>
-      </w:r>
-      <w:proofErr w:type="gramEnd"/>
-      <w:r>
-        <w:rPr>
-          <w:rFonts w:eastAsiaTheme="majorEastAsia"/>
-        </w:rPr>
-        <w:t>,si,Acción</w:t>
+      <w:r>
+        <w:rPr>
+          <w:rFonts w:eastAsiaTheme="majorEastAsia"/>
+        </w:rPr>
+        <w:t>evento,string,si,Acción</w:t>
       </w:r>
       <w:proofErr w:type="spellEnd"/>
       <w:r>
@@ -3103,19 +1263,11 @@
         </w:rPr>
       </w:pPr>
       <w:proofErr w:type="spellStart"/>
-      <w:proofErr w:type="gramStart"/>
-      <w:r>
-        <w:rPr>
-          <w:rFonts w:eastAsiaTheme="majorEastAsia"/>
-        </w:rPr>
-        <w:t>fecha,string</w:t>
-      </w:r>
-      <w:proofErr w:type="gramEnd"/>
-      <w:r>
-        <w:rPr>
-          <w:rFonts w:eastAsiaTheme="majorEastAsia"/>
-        </w:rPr>
-        <w:t>,no,Fecha</w:t>
+      <w:r>
+        <w:rPr>
+          <w:rFonts w:eastAsiaTheme="majorEastAsia"/>
+        </w:rPr>
+        <w:t>fecha,string,no,Fecha</w:t>
       </w:r>
       <w:proofErr w:type="spellEnd"/>
       <w:r>
@@ -3132,19 +1284,11 @@
         </w:rPr>
       </w:pPr>
       <w:proofErr w:type="spellStart"/>
-      <w:proofErr w:type="gramStart"/>
-      <w:r>
-        <w:rPr>
-          <w:rFonts w:eastAsiaTheme="majorEastAsia"/>
-        </w:rPr>
-        <w:t>cantidad,string</w:t>
-      </w:r>
-      <w:proofErr w:type="gramEnd"/>
-      <w:r>
-        <w:rPr>
-          <w:rFonts w:eastAsiaTheme="majorEastAsia"/>
-        </w:rPr>
-        <w:t>,no,Cantidad</w:t>
+      <w:r>
+        <w:rPr>
+          <w:rFonts w:eastAsiaTheme="majorEastAsia"/>
+        </w:rPr>
+        <w:t>cantidad,string,no,Cantidad</w:t>
       </w:r>
       <w:proofErr w:type="spellEnd"/>
       <w:r>
@@ -3161,19 +1305,11 @@
         </w:rPr>
       </w:pPr>
       <w:proofErr w:type="spellStart"/>
-      <w:proofErr w:type="gramStart"/>
-      <w:r>
-        <w:rPr>
-          <w:rFonts w:eastAsiaTheme="majorEastAsia"/>
-        </w:rPr>
-        <w:t>ubicacion,string</w:t>
-      </w:r>
-      <w:proofErr w:type="gramEnd"/>
-      <w:r>
-        <w:rPr>
-          <w:rFonts w:eastAsiaTheme="majorEastAsia"/>
-        </w:rPr>
-        <w:t>,no,Lugar</w:t>
+      <w:r>
+        <w:rPr>
+          <w:rFonts w:eastAsiaTheme="majorEastAsia"/>
+        </w:rPr>
+        <w:t>ubicacion,string,no,Lugar</w:t>
       </w:r>
       <w:proofErr w:type="spellEnd"/>
       <w:r>
@@ -3195,7 +1331,7 @@
 </file>
 
 <file path=word/numbering.xml><?xml version="1.0" encoding="utf-8"?>
-<w:numbering xmlns:wpc="http://schemas.microsoft.com/office/word/2010/wordprocessingCanvas" xmlns:cx="http://schemas.microsoft.com/office/drawing/2014/chartex" xmlns:cx1="http://schemas.microsoft.com/office/drawing/2015/9/8/chartex" xmlns:cx2="http://schemas.microsoft.com/office/drawing/2015/10/21/chartex" xmlns:cx3="http://schemas.microsoft.com/office/drawing/2016/5/9/chartex" xmlns:cx4="http://schemas.microsoft.com/office/drawing/2016/5/10/chartex" xmlns:cx5="http://schemas.microsoft.com/office/drawing/2016/5/11/chartex" xmlns:cx6="http://schemas.microsoft.com/office/drawing/2016/5/12/chartex" xmlns:cx7="http://schemas.microsoft.com/office/drawing/2016/5/13/chartex" xmlns:cx8="http://schemas.microsoft.com/office/drawing/2016/5/14/chartex" xmlns:mc="http://schemas.openxmlformats.org/markup-compatibility/2006" xmlns:aink="http://schemas.microsoft.com/office/drawing/2016/ink" xmlns:am3d="http://schemas.microsoft.com/office/drawing/2017/model3d" xmlns:o="urn:schemas-microsoft-com:office:office" xmlns:oel="http://schemas.microsoft.com/office/2019/extlst" xmlns:r="http://schemas.openxmlformats.org/officeDocument/2006/relationships" xmlns:m="http://schemas.openxmlformats.org/officeDocument/2006/math" xmlns:v="urn:schemas-microsoft-com:vml" xmlns:wp14="http://schemas.microsoft.com/office/word/2010/wordprocessingDrawing" xmlns:wp="http://schemas.openxmlformats.org/drawingml/2006/wordprocessingDrawing" xmlns:w10="urn:schemas-microsoft-com:office:word" xmlns:w="http://schemas.openxmlformats.org/wordprocessingml/2006/main" xmlns:w14="http://schemas.microsoft.com/office/word/2010/wordml" xmlns:w15="http://schemas.microsoft.com/office/word/2012/wordml" xmlns:w16cex="http://schemas.microsoft.com/office/word/2018/wordml/cex" xmlns:w16cid="http://schemas.microsoft.com/office/word/2016/wordml/cid" xmlns:w16="http://schemas.microsoft.com/office/word/2018/wordml" xmlns:w16du="http://schemas.microsoft.com/office/word/2023/wordml/word16du" xmlns:w16sdtdh="http://schemas.microsoft.com/office/word/2020/wordml/sdtdatahash" xmlns:w16se="http://schemas.microsoft.com/office/word/2015/wordml/symex" xmlns:wpg="http://schemas.microsoft.com/office/word/2010/wordprocessingGroup" xmlns:wpi="http://schemas.microsoft.com/office/word/2010/wordprocessingInk" xmlns:wne="http://schemas.microsoft.com/office/word/2006/wordml" xmlns:wps="http://schemas.microsoft.com/office/word/2010/wordprocessingShape" mc:Ignorable="w14 w15 w16se w16cid w16 w16cex w16sdtdh w16du wp14">
+<w:numbering xmlns:wpc="http://schemas.microsoft.com/office/word/2010/wordprocessingCanvas" xmlns:cx="http://schemas.microsoft.com/office/drawing/2014/chartex" xmlns:cx1="http://schemas.microsoft.com/office/drawing/2015/9/8/chartex" xmlns:cx2="http://schemas.microsoft.com/office/drawing/2015/10/21/chartex" xmlns:cx3="http://schemas.microsoft.com/office/drawing/2016/5/9/chartex" xmlns:cx4="http://schemas.microsoft.com/office/drawing/2016/5/10/chartex" xmlns:cx5="http://schemas.microsoft.com/office/drawing/2016/5/11/chartex" xmlns:cx6="http://schemas.microsoft.com/office/drawing/2016/5/12/chartex" xmlns:cx7="http://schemas.microsoft.com/office/drawing/2016/5/13/chartex" xmlns:cx8="http://schemas.microsoft.com/office/drawing/2016/5/14/chartex" xmlns:mc="http://schemas.openxmlformats.org/markup-compatibility/2006" xmlns:aink="http://schemas.microsoft.com/office/drawing/2016/ink" xmlns:am3d="http://schemas.microsoft.com/office/drawing/2017/model3d" xmlns:o="urn:schemas-microsoft-com:office:office" xmlns:oel="http://schemas.microsoft.com/office/2019/extlst" xmlns:r="http://schemas.openxmlformats.org/officeDocument/2006/relationships" xmlns:m="http://schemas.openxmlformats.org/officeDocument/2006/math" xmlns:v="urn:schemas-microsoft-com:vml" xmlns:wp14="http://schemas.microsoft.com/office/word/2010/wordprocessingDrawing" xmlns:wp="http://schemas.openxmlformats.org/drawingml/2006/wordprocessingDrawing" xmlns:w10="urn:schemas-microsoft-com:office:word" xmlns:w="http://schemas.openxmlformats.org/wordprocessingml/2006/main" xmlns:w14="http://schemas.microsoft.com/office/word/2010/wordml" xmlns:w15="http://schemas.microsoft.com/office/word/2012/wordml" xmlns:w16cex="http://schemas.microsoft.com/office/word/2018/wordml/cex" xmlns:w16cid="http://schemas.microsoft.com/office/word/2016/wordml/cid" xmlns:w16="http://schemas.microsoft.com/office/word/2018/wordml" xmlns:w16du="http://schemas.microsoft.com/office/word/2023/wordml/word16du" xmlns:w16sdtdh="http://schemas.microsoft.com/office/word/2020/wordml/sdtdatahash" xmlns:w16sdtfl="http://schemas.microsoft.com/office/word/2024/wordml/sdtformatlock" xmlns:w16se="http://schemas.microsoft.com/office/word/2015/wordml/symex" xmlns:wpg="http://schemas.microsoft.com/office/word/2010/wordprocessingGroup" xmlns:wpi="http://schemas.microsoft.com/office/word/2010/wordprocessingInk" xmlns:wne="http://schemas.microsoft.com/office/word/2006/wordml" xmlns:wps="http://schemas.microsoft.com/office/word/2010/wordprocessingShape" mc:Ignorable="w14 w15 w16se w16cid w16 w16cex w16sdtdh w16sdtfl w16du wp14">
   <w:abstractNum w:abstractNumId="0" w15:restartNumberingAfterBreak="0">
     <w:nsid w:val="00E90A8A"/>
     <w:multiLevelType w:val="multilevel"/>
@@ -7152,7 +5288,7 @@
 </file>
 
 <file path=word/styles.xml><?xml version="1.0" encoding="utf-8"?>
-<w:styles xmlns:mc="http://schemas.openxmlformats.org/markup-compatibility/2006" xmlns:r="http://schemas.openxmlformats.org/officeDocument/2006/relationships" xmlns:w="http://schemas.openxmlformats.org/wordprocessingml/2006/main" xmlns:w14="http://schemas.microsoft.com/office/word/2010/wordml" xmlns:w15="http://schemas.microsoft.com/office/word/2012/wordml" xmlns:w16cex="http://schemas.microsoft.com/office/word/2018/wordml/cex" xmlns:w16cid="http://schemas.microsoft.com/office/word/2016/wordml/cid" xmlns:w16="http://schemas.microsoft.com/office/word/2018/wordml" xmlns:w16du="http://schemas.microsoft.com/office/word/2023/wordml/word16du" xmlns:w16sdtdh="http://schemas.microsoft.com/office/word/2020/wordml/sdtdatahash" xmlns:w16se="http://schemas.microsoft.com/office/word/2015/wordml/symex" mc:Ignorable="w14 w15 w16se w16cid w16 w16cex w16sdtdh w16du">
+<w:styles xmlns:mc="http://schemas.openxmlformats.org/markup-compatibility/2006" xmlns:r="http://schemas.openxmlformats.org/officeDocument/2006/relationships" xmlns:w="http://schemas.openxmlformats.org/wordprocessingml/2006/main" xmlns:w14="http://schemas.microsoft.com/office/word/2010/wordml" xmlns:w15="http://schemas.microsoft.com/office/word/2012/wordml" xmlns:w16cex="http://schemas.microsoft.com/office/word/2018/wordml/cex" xmlns:w16cid="http://schemas.microsoft.com/office/word/2016/wordml/cid" xmlns:w16="http://schemas.microsoft.com/office/word/2018/wordml" xmlns:w16du="http://schemas.microsoft.com/office/word/2023/wordml/word16du" xmlns:w16sdtdh="http://schemas.microsoft.com/office/word/2020/wordml/sdtdatahash" xmlns:w16sdtfl="http://schemas.microsoft.com/office/word/2024/wordml/sdtformatlock" xmlns:w16se="http://schemas.microsoft.com/office/word/2015/wordml/symex" mc:Ignorable="w14 w15 w16se w16cid w16 w16cex w16sdtdh w16sdtfl w16du">
   <w:docDefaults>
     <w:rPrDefault>
       <w:rPr>
@@ -7755,6 +5891,7 @@
   <w:style w:type="character" w:default="1" w:styleId="Fuentedeprrafopredeter">
     <w:name w:val="Default Paragraph Font"/>
     <w:uiPriority w:val="1"/>
+    <w:semiHidden/>
     <w:unhideWhenUsed/>
   </w:style>
   <w:style w:type="table" w:default="1" w:styleId="Tablanormal">
@@ -8080,7 +6217,7 @@
       <w:spacing w:before="100" w:beforeAutospacing="1" w:after="100" w:afterAutospacing="1"/>
     </w:pPr>
   </w:style>
-  <w:style w:type="character" w:styleId="Textoennegrita">
+  <w:style w:type="character" w:styleId="Fuerte">
     <w:name w:val="Strong"/>
     <w:basedOn w:val="Fuentedeprrafopredeter"/>
     <w:uiPriority w:val="22"/>
